--- a/lessons/3-4/downloads/reveal/3.4-session-1-practice-form-a.docx
+++ b/lessons/3-4/downloads/reveal/3.4-session-1-practice-form-a.docx
@@ -15,7 +15,7 @@
         <w:rPr>
           <w:rFonts w:ascii="Avenir Next" w:hAnsi="Avenir Next" w:cs="Avenir Next" w:eastAsia="Avenir Next"/>
           <w:color w:val="1A1A1A"/>
-          <w:sz w:val="20"/>
+          <w:sz w:val="22"/>
           <w:szCs w:val="20"/>
         </w:rPr>
         <w:t xml:space="preserve">Name</w:t>
@@ -33,7 +33,7 @@
         <w:rPr>
           <w:rFonts w:ascii="Avenir Next" w:hAnsi="Avenir Next" w:cs="Avenir Next" w:eastAsia="Avenir Next"/>
           <w:color w:val="1A1A1A"/>
-          <w:sz w:val="20"/>
+          <w:sz w:val="22"/>
           <w:szCs w:val="20"/>
         </w:rPr>
         <w:t xml:space="preserve">   Date</w:t>
@@ -51,7 +51,7 @@
         <w:rPr>
           <w:rFonts w:ascii="Avenir Next" w:hAnsi="Avenir Next" w:cs="Avenir Next" w:eastAsia="Avenir Next"/>
           <w:color w:val="1A1A1A"/>
-          <w:sz w:val="20"/>
+          <w:sz w:val="22"/>
           <w:szCs w:val="20"/>
         </w:rPr>
         <w:t xml:space="preserve">   Period</w:t>
@@ -78,7 +78,7 @@
           <w:caps/>
           <w:color w:val="003A70"/>
           <w:spacing w:val="12"/>
-          <w:sz w:val="19"/>
+          <w:sz w:val="22"/>
           <w:szCs w:val="19"/>
         </w:rPr>
         <w:t xml:space="preserve">Lesson 3-4  ·  Session 1  ·  Practice  ·  Form A</w:t>
@@ -86,6 +86,7 @@
     </w:p>
     <w:p>
       <w:pPr>
+        <w:pStyle w:val="Heading1"/>
         <w:keepNext/>
         <w:spacing w:before="0" w:after="10" w:line="240" w:lineRule="auto"/>
       </w:pPr>
@@ -111,7 +112,7 @@
         <w:rPr>
           <w:rFonts w:ascii="Avenir Next" w:hAnsi="Avenir Next" w:cs="Avenir Next" w:eastAsia="Avenir Next"/>
           <w:color w:val="5A5F66"/>
-          <w:sz w:val="17"/>
+          <w:sz w:val="22"/>
           <w:szCs w:val="17"/>
         </w:rPr>
         <w:t xml:space="preserve">Learning target — I can turn a ratio into ordered pairs and plot them on a coordinate plane.</w:t>
@@ -128,7 +129,7 @@
     </w:p>
     <w:p>
       <w:pPr>
-        <w:spacing w:before="0" w:after="0" w:line="60" w:lineRule="auto"/>
+        <w:spacing w:before="0" w:after="0" w:line="50" w:lineRule="exact"/>
       </w:pPr>
     </w:p>
     <w:tbl>
@@ -167,6 +168,7 @@
           </w:tcPr>
           <w:p>
             <w:pPr>
+              <w:pStyle w:val="Heading2"/>
               <w:spacing w:before="0" w:after="40" w:line="264" w:lineRule="auto"/>
             </w:pPr>
             <w:r>
@@ -194,82 +196,82 @@
                 <w:rFonts w:ascii="Avenir Next" w:hAnsi="Avenir Next" w:cs="Avenir Next" w:eastAsia="Avenir Next"/>
                 <w:b/>
                 <w:color w:val="003A70"/>
+                <w:sz w:val="22"/>
+                <w:szCs w:val="18"/>
+              </w:rPr>
+              <w:t xml:space="preserve">•</w:t>
+            </w:r>
+            <w:r>
+              <w:rPr>
+                <w:rFonts w:ascii="Avenir Next" w:hAnsi="Avenir Next" w:cs="Avenir Next" w:eastAsia="Avenir Next"/>
+                <w:color w:val="1A1A1A"/>
                 <w:sz w:val="18"/>
                 <w:szCs w:val="18"/>
               </w:rPr>
-              <w:t xml:space="preserve">•</w:t>
-            </w:r>
-            <w:r>
-              <w:rPr>
-                <w:rFonts w:ascii="Avenir Next" w:hAnsi="Avenir Next" w:cs="Avenir Next" w:eastAsia="Avenir Next"/>
-                <w:color w:val="1A1A1A"/>
-                <w:sz w:val="18"/>
+              <w:tab/>
+            </w:r>
+            <w:r>
+              <w:rPr>
+                <w:rFonts w:ascii="Avenir Next" w:hAnsi="Avenir Next" w:cs="Avenir Next" w:eastAsia="Avenir Next"/>
+                <w:color w:val="1A1A1A"/>
+                <w:sz w:val="22"/>
                 <w:szCs w:val="18"/>
               </w:rPr>
-              <w:tab/>
-            </w:r>
-            <w:r>
-              <w:rPr>
-                <w:rFonts w:ascii="Avenir Next" w:hAnsi="Avenir Next" w:cs="Avenir Next" w:eastAsia="Avenir Next"/>
-                <w:color w:val="1A1A1A"/>
-                <w:sz w:val="18"/>
+              <w:t xml:space="preserve">An </w:t>
+            </w:r>
+            <w:r>
+              <w:rPr>
+                <w:rFonts w:ascii="Avenir Next" w:hAnsi="Avenir Next" w:cs="Avenir Next" w:eastAsia="Avenir Next"/>
+                <w:b/>
+                <w:color w:val="1A1A1A"/>
+                <w:sz w:val="22"/>
                 <w:szCs w:val="18"/>
               </w:rPr>
-              <w:t xml:space="preserve">An </w:t>
-            </w:r>
-            <w:r>
-              <w:rPr>
-                <w:rFonts w:ascii="Avenir Next" w:hAnsi="Avenir Next" w:cs="Avenir Next" w:eastAsia="Avenir Next"/>
-                <w:b/>
-                <w:color w:val="1A1A1A"/>
-                <w:sz w:val="18"/>
+              <w:t xml:space="preserve">ordered pair</w:t>
+            </w:r>
+            <w:r>
+              <w:rPr>
+                <w:rFonts w:ascii="Avenir Next" w:hAnsi="Avenir Next" w:cs="Avenir Next" w:eastAsia="Avenir Next"/>
+                <w:color w:val="1A1A1A"/>
+                <w:sz w:val="22"/>
                 <w:szCs w:val="18"/>
               </w:rPr>
-              <w:t xml:space="preserve">ordered pair</w:t>
-            </w:r>
-            <w:r>
-              <w:rPr>
-                <w:rFonts w:ascii="Avenir Next" w:hAnsi="Avenir Next" w:cs="Avenir Next" w:eastAsia="Avenir Next"/>
-                <w:color w:val="1A1A1A"/>
-                <w:sz w:val="18"/>
+              <w:t xml:space="preserve"> (x, y) names one point. Go </w:t>
+            </w:r>
+            <w:r>
+              <w:rPr>
+                <w:rFonts w:ascii="Avenir Next" w:hAnsi="Avenir Next" w:cs="Avenir Next" w:eastAsia="Avenir Next"/>
+                <w:b/>
+                <w:color w:val="1A1A1A"/>
+                <w:sz w:val="22"/>
                 <w:szCs w:val="18"/>
               </w:rPr>
-              <w:t xml:space="preserve"> (x, y) names one point. Go </w:t>
-            </w:r>
-            <w:r>
-              <w:rPr>
-                <w:rFonts w:ascii="Avenir Next" w:hAnsi="Avenir Next" w:cs="Avenir Next" w:eastAsia="Avenir Next"/>
-                <w:b/>
-                <w:color w:val="1A1A1A"/>
-                <w:sz w:val="18"/>
+              <w:t xml:space="preserve">across</w:t>
+            </w:r>
+            <w:r>
+              <w:rPr>
+                <w:rFonts w:ascii="Avenir Next" w:hAnsi="Avenir Next" w:cs="Avenir Next" w:eastAsia="Avenir Next"/>
+                <w:color w:val="1A1A1A"/>
+                <w:sz w:val="22"/>
                 <w:szCs w:val="18"/>
               </w:rPr>
-              <w:t xml:space="preserve">across</w:t>
-            </w:r>
-            <w:r>
-              <w:rPr>
-                <w:rFonts w:ascii="Avenir Next" w:hAnsi="Avenir Next" w:cs="Avenir Next" w:eastAsia="Avenir Next"/>
-                <w:color w:val="1A1A1A"/>
-                <w:sz w:val="18"/>
+              <w:t xml:space="preserve"> x first, then </w:t>
+            </w:r>
+            <w:r>
+              <w:rPr>
+                <w:rFonts w:ascii="Avenir Next" w:hAnsi="Avenir Next" w:cs="Avenir Next" w:eastAsia="Avenir Next"/>
+                <w:b/>
+                <w:color w:val="1A1A1A"/>
+                <w:sz w:val="22"/>
                 <w:szCs w:val="18"/>
               </w:rPr>
-              <w:t xml:space="preserve"> x first, then </w:t>
-            </w:r>
-            <w:r>
-              <w:rPr>
-                <w:rFonts w:ascii="Avenir Next" w:hAnsi="Avenir Next" w:cs="Avenir Next" w:eastAsia="Avenir Next"/>
-                <w:b/>
-                <w:color w:val="1A1A1A"/>
-                <w:sz w:val="18"/>
-                <w:szCs w:val="18"/>
-              </w:rPr>
               <w:t xml:space="preserve">up</w:t>
             </w:r>
             <w:r>
               <w:rPr>
                 <w:rFonts w:ascii="Avenir Next" w:hAnsi="Avenir Next" w:cs="Avenir Next" w:eastAsia="Avenir Next"/>
                 <w:color w:val="1A1A1A"/>
-                <w:sz w:val="18"/>
+                <w:sz w:val="22"/>
                 <w:szCs w:val="18"/>
               </w:rPr>
               <w:t xml:space="preserve"> y.</w:t>
@@ -288,63 +290,63 @@
                 <w:rFonts w:ascii="Avenir Next" w:hAnsi="Avenir Next" w:cs="Avenir Next" w:eastAsia="Avenir Next"/>
                 <w:b/>
                 <w:color w:val="003A70"/>
+                <w:sz w:val="22"/>
+                <w:szCs w:val="18"/>
+              </w:rPr>
+              <w:t xml:space="preserve">•</w:t>
+            </w:r>
+            <w:r>
+              <w:rPr>
+                <w:rFonts w:ascii="Avenir Next" w:hAnsi="Avenir Next" w:cs="Avenir Next" w:eastAsia="Avenir Next"/>
+                <w:color w:val="1A1A1A"/>
                 <w:sz w:val="18"/>
                 <w:szCs w:val="18"/>
               </w:rPr>
-              <w:t xml:space="preserve">•</w:t>
-            </w:r>
-            <w:r>
-              <w:rPr>
-                <w:rFonts w:ascii="Avenir Next" w:hAnsi="Avenir Next" w:cs="Avenir Next" w:eastAsia="Avenir Next"/>
-                <w:color w:val="1A1A1A"/>
-                <w:sz w:val="18"/>
+              <w:tab/>
+            </w:r>
+            <w:r>
+              <w:rPr>
+                <w:rFonts w:ascii="Avenir Next" w:hAnsi="Avenir Next" w:cs="Avenir Next" w:eastAsia="Avenir Next"/>
+                <w:color w:val="1A1A1A"/>
+                <w:sz w:val="22"/>
                 <w:szCs w:val="18"/>
               </w:rPr>
-              <w:tab/>
-            </w:r>
-            <w:r>
-              <w:rPr>
-                <w:rFonts w:ascii="Avenir Next" w:hAnsi="Avenir Next" w:cs="Avenir Next" w:eastAsia="Avenir Next"/>
-                <w:color w:val="1A1A1A"/>
-                <w:sz w:val="18"/>
+              <w:t xml:space="preserve">Each column of a ratio table is one point. Points from equivalent ratios form a </w:t>
+            </w:r>
+            <w:r>
+              <w:rPr>
+                <w:rFonts w:ascii="Avenir Next" w:hAnsi="Avenir Next" w:cs="Avenir Next" w:eastAsia="Avenir Next"/>
+                <w:b/>
+                <w:color w:val="1A1A1A"/>
+                <w:sz w:val="22"/>
                 <w:szCs w:val="18"/>
               </w:rPr>
-              <w:t xml:space="preserve">Each column of a ratio table is one point. Points from equivalent ratios form a </w:t>
-            </w:r>
-            <w:r>
-              <w:rPr>
-                <w:rFonts w:ascii="Avenir Next" w:hAnsi="Avenir Next" w:cs="Avenir Next" w:eastAsia="Avenir Next"/>
-                <w:b/>
-                <w:color w:val="1A1A1A"/>
-                <w:sz w:val="18"/>
+              <w:t xml:space="preserve">straight line</w:t>
+            </w:r>
+            <w:r>
+              <w:rPr>
+                <w:rFonts w:ascii="Avenir Next" w:hAnsi="Avenir Next" w:cs="Avenir Next" w:eastAsia="Avenir Next"/>
+                <w:color w:val="1A1A1A"/>
+                <w:sz w:val="22"/>
                 <w:szCs w:val="18"/>
               </w:rPr>
-              <w:t xml:space="preserve">straight line</w:t>
-            </w:r>
-            <w:r>
-              <w:rPr>
-                <w:rFonts w:ascii="Avenir Next" w:hAnsi="Avenir Next" w:cs="Avenir Next" w:eastAsia="Avenir Next"/>
-                <w:color w:val="1A1A1A"/>
-                <w:sz w:val="18"/>
+              <w:t xml:space="preserve"> through </w:t>
+            </w:r>
+            <w:r>
+              <w:rPr>
+                <w:rFonts w:ascii="Avenir Next" w:hAnsi="Avenir Next" w:cs="Avenir Next" w:eastAsia="Avenir Next"/>
+                <w:b/>
+                <w:color w:val="1A1A1A"/>
+                <w:sz w:val="22"/>
                 <w:szCs w:val="18"/>
               </w:rPr>
-              <w:t xml:space="preserve"> through </w:t>
-            </w:r>
-            <w:r>
-              <w:rPr>
-                <w:rFonts w:ascii="Avenir Next" w:hAnsi="Avenir Next" w:cs="Avenir Next" w:eastAsia="Avenir Next"/>
-                <w:b/>
-                <w:color w:val="1A1A1A"/>
-                <w:sz w:val="18"/>
-                <w:szCs w:val="18"/>
-              </w:rPr>
               <w:t xml:space="preserve">(0, 0)</w:t>
             </w:r>
             <w:r>
               <w:rPr>
                 <w:rFonts w:ascii="Avenir Next" w:hAnsi="Avenir Next" w:cs="Avenir Next" w:eastAsia="Avenir Next"/>
                 <w:color w:val="1A1A1A"/>
-                <w:sz w:val="18"/>
+                <w:sz w:val="22"/>
                 <w:szCs w:val="18"/>
               </w:rPr>
               <w:t xml:space="preserve">.</w:t>
@@ -363,25 +365,25 @@
                 <w:rFonts w:ascii="Avenir Next" w:hAnsi="Avenir Next" w:cs="Avenir Next" w:eastAsia="Avenir Next"/>
                 <w:b/>
                 <w:color w:val="003A70"/>
+                <w:sz w:val="22"/>
+                <w:szCs w:val="18"/>
+              </w:rPr>
+              <w:t xml:space="preserve">•</w:t>
+            </w:r>
+            <w:r>
+              <w:rPr>
+                <w:rFonts w:ascii="Avenir Next" w:hAnsi="Avenir Next" w:cs="Avenir Next" w:eastAsia="Avenir Next"/>
+                <w:color w:val="1A1A1A"/>
                 <w:sz w:val="18"/>
                 <w:szCs w:val="18"/>
               </w:rPr>
-              <w:t xml:space="preserve">•</w:t>
-            </w:r>
-            <w:r>
-              <w:rPr>
-                <w:rFonts w:ascii="Avenir Next" w:hAnsi="Avenir Next" w:cs="Avenir Next" w:eastAsia="Avenir Next"/>
-                <w:color w:val="1A1A1A"/>
-                <w:sz w:val="18"/>
-                <w:szCs w:val="18"/>
-              </w:rPr>
               <w:tab/>
             </w:r>
             <w:r>
               <w:rPr>
                 <w:rFonts w:ascii="Avenir Next" w:hAnsi="Avenir Next" w:cs="Avenir Next" w:eastAsia="Avenir Next"/>
                 <w:color w:val="1A1A1A"/>
-                <w:sz w:val="18"/>
+                <w:sz w:val="22"/>
                 <w:szCs w:val="18"/>
               </w:rPr>
               <w:t xml:space="preserve">To test a point, multiply its x by the rate. Do you get its y?</w:t>
@@ -396,6 +398,7 @@
           </w:tcPr>
           <w:p>
             <w:pPr>
+              <w:pStyle w:val="Heading2"/>
               <w:spacing w:before="0" w:after="40" w:line="264" w:lineRule="auto"/>
             </w:pPr>
             <w:r>
@@ -418,7 +421,7 @@
               <w:rPr>
                 <w:rFonts w:ascii="Avenir Next" w:hAnsi="Avenir Next" w:cs="Avenir Next" w:eastAsia="Avenir Next"/>
                 <w:color w:val="1A1A1A"/>
-                <w:sz w:val="17"/>
+                <w:sz w:val="22"/>
                 <w:szCs w:val="17"/>
               </w:rPr>
               <w:t xml:space="preserve">Each tray holds 8 muffins (x = trays, y = muffins). Write and plot three points.</w:t>
@@ -437,25 +440,25 @@
                 <w:rFonts w:ascii="Avenir Next" w:hAnsi="Avenir Next" w:cs="Avenir Next" w:eastAsia="Avenir Next"/>
                 <w:b/>
                 <w:color w:val="003A70"/>
+                <w:sz w:val="22"/>
+                <w:szCs w:val="17"/>
+              </w:rPr>
+              <w:t xml:space="preserve">Step 1</w:t>
+            </w:r>
+            <w:r>
+              <w:rPr>
+                <w:rFonts w:ascii="Avenir Next" w:hAnsi="Avenir Next" w:cs="Avenir Next" w:eastAsia="Avenir Next"/>
+                <w:color w:val="1A1A1A"/>
                 <w:sz w:val="17"/>
                 <w:szCs w:val="17"/>
               </w:rPr>
-              <w:t xml:space="preserve">Step 1</w:t>
-            </w:r>
-            <w:r>
-              <w:rPr>
-                <w:rFonts w:ascii="Avenir Next" w:hAnsi="Avenir Next" w:cs="Avenir Next" w:eastAsia="Avenir Next"/>
-                <w:color w:val="1A1A1A"/>
-                <w:sz w:val="17"/>
-                <w:szCs w:val="17"/>
-              </w:rPr>
               <w:tab/>
             </w:r>
             <w:r>
               <w:rPr>
                 <w:rFonts w:ascii="Avenir Next" w:hAnsi="Avenir Next" w:cs="Avenir Next" w:eastAsia="Avenir Next"/>
                 <w:color w:val="1A1A1A"/>
-                <w:sz w:val="17"/>
+                <w:sz w:val="22"/>
                 <w:szCs w:val="17"/>
               </w:rPr>
               <w:t xml:space="preserve">Table: 1 tray = 8, 2 trays = 16, 3 trays = 24.</w:t>
@@ -474,25 +477,25 @@
                 <w:rFonts w:ascii="Avenir Next" w:hAnsi="Avenir Next" w:cs="Avenir Next" w:eastAsia="Avenir Next"/>
                 <w:b/>
                 <w:color w:val="003A70"/>
+                <w:sz w:val="22"/>
+                <w:szCs w:val="17"/>
+              </w:rPr>
+              <w:t xml:space="preserve">Step 2</w:t>
+            </w:r>
+            <w:r>
+              <w:rPr>
+                <w:rFonts w:ascii="Avenir Next" w:hAnsi="Avenir Next" w:cs="Avenir Next" w:eastAsia="Avenir Next"/>
+                <w:color w:val="1A1A1A"/>
                 <w:sz w:val="17"/>
                 <w:szCs w:val="17"/>
               </w:rPr>
-              <w:t xml:space="preserve">Step 2</w:t>
-            </w:r>
-            <w:r>
-              <w:rPr>
-                <w:rFonts w:ascii="Avenir Next" w:hAnsi="Avenir Next" w:cs="Avenir Next" w:eastAsia="Avenir Next"/>
-                <w:color w:val="1A1A1A"/>
-                <w:sz w:val="17"/>
-                <w:szCs w:val="17"/>
-              </w:rPr>
               <w:tab/>
             </w:r>
             <w:r>
               <w:rPr>
                 <w:rFonts w:ascii="Avenir Next" w:hAnsi="Avenir Next" w:cs="Avenir Next" w:eastAsia="Avenir Next"/>
                 <w:color w:val="1A1A1A"/>
-                <w:sz w:val="17"/>
+                <w:sz w:val="22"/>
                 <w:szCs w:val="17"/>
               </w:rPr>
               <w:t xml:space="preserve">Pairs: (1, 8), (2, 16), (3, 24).</w:t>
@@ -511,25 +514,25 @@
                 <w:rFonts w:ascii="Avenir Next" w:hAnsi="Avenir Next" w:cs="Avenir Next" w:eastAsia="Avenir Next"/>
                 <w:b/>
                 <w:color w:val="003A70"/>
+                <w:sz w:val="22"/>
+                <w:szCs w:val="17"/>
+              </w:rPr>
+              <w:t xml:space="preserve">Step 3</w:t>
+            </w:r>
+            <w:r>
+              <w:rPr>
+                <w:rFonts w:ascii="Avenir Next" w:hAnsi="Avenir Next" w:cs="Avenir Next" w:eastAsia="Avenir Next"/>
+                <w:color w:val="1A1A1A"/>
                 <w:sz w:val="17"/>
                 <w:szCs w:val="17"/>
               </w:rPr>
-              <w:t xml:space="preserve">Step 3</w:t>
-            </w:r>
-            <w:r>
-              <w:rPr>
-                <w:rFonts w:ascii="Avenir Next" w:hAnsi="Avenir Next" w:cs="Avenir Next" w:eastAsia="Avenir Next"/>
-                <w:color w:val="1A1A1A"/>
-                <w:sz w:val="17"/>
-                <w:szCs w:val="17"/>
-              </w:rPr>
               <w:tab/>
             </w:r>
             <w:r>
               <w:rPr>
                 <w:rFonts w:ascii="Avenir Next" w:hAnsi="Avenir Next" w:cs="Avenir Next" w:eastAsia="Avenir Next"/>
                 <w:color w:val="1A1A1A"/>
-                <w:sz w:val="17"/>
+                <w:sz w:val="22"/>
                 <w:szCs w:val="17"/>
               </w:rPr>
               <w:t xml:space="preserve">Plot each pair from (0, 0): across x, then up y.</w:t>
@@ -548,18 +551,18 @@
                 <w:rFonts w:ascii="Avenir Next" w:hAnsi="Avenir Next" w:cs="Avenir Next" w:eastAsia="Avenir Next"/>
                 <w:b/>
                 <w:color w:val="1A1A1A"/>
+                <w:sz w:val="22"/>
+                <w:szCs w:val="17"/>
+              </w:rPr>
+              <w:t xml:space="preserve">Answer</w:t>
+            </w:r>
+            <w:r>
+              <w:rPr>
+                <w:rFonts w:ascii="Avenir Next" w:hAnsi="Avenir Next" w:cs="Avenir Next" w:eastAsia="Avenir Next"/>
+                <w:color w:val="1A1A1A"/>
                 <w:sz w:val="17"/>
                 <w:szCs w:val="17"/>
               </w:rPr>
-              <w:t xml:space="preserve">Answer</w:t>
-            </w:r>
-            <w:r>
-              <w:rPr>
-                <w:rFonts w:ascii="Avenir Next" w:hAnsi="Avenir Next" w:cs="Avenir Next" w:eastAsia="Avenir Next"/>
-                <w:color w:val="1A1A1A"/>
-                <w:sz w:val="17"/>
-                <w:szCs w:val="17"/>
-              </w:rPr>
               <w:tab/>
             </w:r>
             <w:r>
@@ -567,7 +570,7 @@
                 <w:rFonts w:ascii="Avenir Next" w:hAnsi="Avenir Next" w:cs="Avenir Next" w:eastAsia="Avenir Next"/>
                 <w:b/>
                 <w:color w:val="1A1A1A"/>
-                <w:sz w:val="17"/>
+                <w:sz w:val="22"/>
                 <w:szCs w:val="17"/>
               </w:rPr>
               <w:t xml:space="preserve">The points lie on one straight line through (0, 0)</w:t>
@@ -596,7 +599,7 @@
           <w:rFonts w:ascii="Avenir Next" w:hAnsi="Avenir Next" w:cs="Avenir Next" w:eastAsia="Avenir Next"/>
           <w:b/>
           <w:color w:val="1A1A1A"/>
-          <w:sz w:val="17"/>
+          <w:sz w:val="22"/>
           <w:szCs w:val="17"/>
         </w:rPr>
         <w:t xml:space="preserve">coordinate plane</w:t>
@@ -606,7 +609,7 @@
           <w:rFonts w:ascii="Avenir Next" w:hAnsi="Avenir Next" w:cs="Avenir Next" w:eastAsia="Avenir Next"/>
           <w:i/>
           <w:color w:val="5A5F66"/>
-          <w:sz w:val="17"/>
+          <w:sz w:val="22"/>
           <w:szCs w:val="17"/>
         </w:rPr>
         <w:t xml:space="preserve"> (plano de coordenadas)</w:t>
@@ -615,7 +618,7 @@
         <w:rPr>
           <w:rFonts w:ascii="Avenir Next" w:hAnsi="Avenir Next" w:cs="Avenir Next" w:eastAsia="Avenir Next"/>
           <w:color w:val="5A5F66"/>
-          <w:sz w:val="17"/>
+          <w:sz w:val="22"/>
           <w:szCs w:val="17"/>
         </w:rPr>
         <w:t xml:space="preserve">   ·   </w:t>
@@ -625,7 +628,7 @@
           <w:rFonts w:ascii="Avenir Next" w:hAnsi="Avenir Next" w:cs="Avenir Next" w:eastAsia="Avenir Next"/>
           <w:b/>
           <w:color w:val="1A1A1A"/>
-          <w:sz w:val="17"/>
+          <w:sz w:val="22"/>
           <w:szCs w:val="17"/>
         </w:rPr>
         <w:t xml:space="preserve">ordered pair</w:t>
@@ -635,7 +638,7 @@
           <w:rFonts w:ascii="Avenir Next" w:hAnsi="Avenir Next" w:cs="Avenir Next" w:eastAsia="Avenir Next"/>
           <w:i/>
           <w:color w:val="5A5F66"/>
-          <w:sz w:val="17"/>
+          <w:sz w:val="22"/>
           <w:szCs w:val="17"/>
         </w:rPr>
         <w:t xml:space="preserve"> (par ordenado)</w:t>
@@ -644,7 +647,7 @@
         <w:rPr>
           <w:rFonts w:ascii="Avenir Next" w:hAnsi="Avenir Next" w:cs="Avenir Next" w:eastAsia="Avenir Next"/>
           <w:color w:val="5A5F66"/>
-          <w:sz w:val="17"/>
+          <w:sz w:val="22"/>
           <w:szCs w:val="17"/>
         </w:rPr>
         <w:t xml:space="preserve">   ·   </w:t>
@@ -654,7 +657,7 @@
           <w:rFonts w:ascii="Avenir Next" w:hAnsi="Avenir Next" w:cs="Avenir Next" w:eastAsia="Avenir Next"/>
           <w:b/>
           <w:color w:val="1A1A1A"/>
-          <w:sz w:val="17"/>
+          <w:sz w:val="22"/>
           <w:szCs w:val="17"/>
         </w:rPr>
         <w:t xml:space="preserve">origin</w:t>
@@ -664,7 +667,7 @@
           <w:rFonts w:ascii="Avenir Next" w:hAnsi="Avenir Next" w:cs="Avenir Next" w:eastAsia="Avenir Next"/>
           <w:i/>
           <w:color w:val="5A5F66"/>
-          <w:sz w:val="17"/>
+          <w:sz w:val="22"/>
           <w:szCs w:val="17"/>
         </w:rPr>
         <w:t xml:space="preserve"> (origen)</w:t>
@@ -672,6 +675,7 @@
     </w:p>
     <w:p>
       <w:pPr>
+        <w:pStyle w:val="Heading2"/>
         <w:keepNext/>
         <w:pBdr>
           <w:bottom w:val="single" w:sz="8" w:space="3" w:color="003A70"/>
@@ -687,7 +691,7 @@
           <w:b/>
           <w:color w:val="003A70"/>
           <w:spacing w:val="14"/>
-          <w:sz w:val="19"/>
+          <w:sz w:val="22"/>
           <w:szCs w:val="19"/>
         </w:rPr>
         <w:t xml:space="preserve">PRACTICE</w:t>
@@ -706,7 +710,7 @@
           <w:rFonts w:ascii="Avenir Next" w:hAnsi="Avenir Next" w:cs="Avenir Next" w:eastAsia="Avenir Next"/>
           <w:i/>
           <w:color w:val="5A5F66"/>
-          <w:sz w:val="17"/>
+          <w:sz w:val="22"/>
           <w:szCs w:val="17"/>
         </w:rPr>
         <w:t xml:space="preserve">show your work · label units</w:t>
@@ -714,7 +718,7 @@
     </w:p>
     <w:p>
       <w:pPr>
-        <w:spacing w:before="0" w:after="0" w:line="20" w:lineRule="exact"/>
+        <w:spacing w:before="0" w:after="0" w:line="50" w:lineRule="exact"/>
       </w:pPr>
     </w:p>
     <w:tbl>
@@ -764,25 +768,25 @@
                 <w:rFonts w:ascii="Avenir Next" w:hAnsi="Avenir Next" w:cs="Avenir Next" w:eastAsia="Avenir Next"/>
                 <w:b/>
                 <w:color w:val="1A1A1A"/>
+                <w:sz w:val="22"/>
+                <w:szCs w:val="20"/>
+              </w:rPr>
+              <w:t xml:space="preserve">1.</w:t>
+            </w:r>
+            <w:r>
+              <w:rPr>
+                <w:rFonts w:ascii="Avenir Next" w:hAnsi="Avenir Next" w:cs="Avenir Next" w:eastAsia="Avenir Next"/>
+                <w:color w:val="1A1A1A"/>
                 <w:sz w:val="20"/>
                 <w:szCs w:val="20"/>
               </w:rPr>
-              <w:t xml:space="preserve">1.</w:t>
-            </w:r>
-            <w:r>
-              <w:rPr>
-                <w:rFonts w:ascii="Avenir Next" w:hAnsi="Avenir Next" w:cs="Avenir Next" w:eastAsia="Avenir Next"/>
-                <w:color w:val="1A1A1A"/>
-                <w:sz w:val="20"/>
-                <w:szCs w:val="20"/>
-              </w:rPr>
               <w:tab/>
             </w:r>
             <w:r>
               <w:rPr>
                 <w:rFonts w:ascii="Avenir Next" w:hAnsi="Avenir Next" w:cs="Avenir Next" w:eastAsia="Avenir Next"/>
                 <w:color w:val="1A1A1A"/>
-                <w:sz w:val="20"/>
+                <w:sz w:val="22"/>
                 <w:szCs w:val="20"/>
               </w:rPr>
               <w:t xml:space="preserve">Each bag holds 6 soccer balls (x = bags, y = balls). Write the ordered pair for:</w:t>
@@ -837,25 +841,25 @@
                       <w:rFonts w:ascii="Avenir Next" w:hAnsi="Avenir Next" w:cs="Avenir Next" w:eastAsia="Avenir Next"/>
                       <w:b/>
                       <w:color w:val="003A70"/>
+                      <w:sz w:val="22"/>
+                      <w:szCs w:val="20"/>
+                    </w:rPr>
+                    <w:t xml:space="preserve">a.</w:t>
+                  </w:r>
+                  <w:r>
+                    <w:rPr>
+                      <w:rFonts w:ascii="Avenir Next" w:hAnsi="Avenir Next" w:cs="Avenir Next" w:eastAsia="Avenir Next"/>
+                      <w:color w:val="1A1A1A"/>
                       <w:sz w:val="20"/>
                       <w:szCs w:val="20"/>
                     </w:rPr>
-                    <w:t xml:space="preserve">a.</w:t>
-                  </w:r>
-                  <w:r>
-                    <w:rPr>
-                      <w:rFonts w:ascii="Avenir Next" w:hAnsi="Avenir Next" w:cs="Avenir Next" w:eastAsia="Avenir Next"/>
-                      <w:color w:val="1A1A1A"/>
-                      <w:sz w:val="20"/>
-                      <w:szCs w:val="20"/>
-                    </w:rPr>
                     <w:tab/>
                   </w:r>
                   <w:r>
                     <w:rPr>
                       <w:rFonts w:ascii="Avenir Next" w:hAnsi="Avenir Next" w:cs="Avenir Next" w:eastAsia="Avenir Next"/>
                       <w:color w:val="1A1A1A"/>
-                      <w:sz w:val="20"/>
+                      <w:sz w:val="22"/>
                       <w:szCs w:val="20"/>
                     </w:rPr>
                     <w:t xml:space="preserve">1 bag</w:t>
@@ -899,25 +903,25 @@
                       <w:rFonts w:ascii="Avenir Next" w:hAnsi="Avenir Next" w:cs="Avenir Next" w:eastAsia="Avenir Next"/>
                       <w:b/>
                       <w:color w:val="003A70"/>
+                      <w:sz w:val="22"/>
+                      <w:szCs w:val="20"/>
+                    </w:rPr>
+                    <w:t xml:space="preserve">b.</w:t>
+                  </w:r>
+                  <w:r>
+                    <w:rPr>
+                      <w:rFonts w:ascii="Avenir Next" w:hAnsi="Avenir Next" w:cs="Avenir Next" w:eastAsia="Avenir Next"/>
+                      <w:color w:val="1A1A1A"/>
                       <w:sz w:val="20"/>
                       <w:szCs w:val="20"/>
                     </w:rPr>
-                    <w:t xml:space="preserve">b.</w:t>
-                  </w:r>
-                  <w:r>
-                    <w:rPr>
-                      <w:rFonts w:ascii="Avenir Next" w:hAnsi="Avenir Next" w:cs="Avenir Next" w:eastAsia="Avenir Next"/>
-                      <w:color w:val="1A1A1A"/>
-                      <w:sz w:val="20"/>
-                      <w:szCs w:val="20"/>
-                    </w:rPr>
                     <w:tab/>
                   </w:r>
                   <w:r>
                     <w:rPr>
                       <w:rFonts w:ascii="Avenir Next" w:hAnsi="Avenir Next" w:cs="Avenir Next" w:eastAsia="Avenir Next"/>
                       <w:color w:val="1A1A1A"/>
-                      <w:sz w:val="20"/>
+                      <w:sz w:val="22"/>
                       <w:szCs w:val="20"/>
                     </w:rPr>
                     <w:t xml:space="preserve">3 bags</w:t>
@@ -967,25 +971,25 @@
                       <w:rFonts w:ascii="Avenir Next" w:hAnsi="Avenir Next" w:cs="Avenir Next" w:eastAsia="Avenir Next"/>
                       <w:b/>
                       <w:color w:val="003A70"/>
+                      <w:sz w:val="22"/>
+                      <w:szCs w:val="20"/>
+                    </w:rPr>
+                    <w:t xml:space="preserve">c.</w:t>
+                  </w:r>
+                  <w:r>
+                    <w:rPr>
+                      <w:rFonts w:ascii="Avenir Next" w:hAnsi="Avenir Next" w:cs="Avenir Next" w:eastAsia="Avenir Next"/>
+                      <w:color w:val="1A1A1A"/>
                       <w:sz w:val="20"/>
                       <w:szCs w:val="20"/>
                     </w:rPr>
-                    <w:t xml:space="preserve">c.</w:t>
-                  </w:r>
-                  <w:r>
-                    <w:rPr>
-                      <w:rFonts w:ascii="Avenir Next" w:hAnsi="Avenir Next" w:cs="Avenir Next" w:eastAsia="Avenir Next"/>
-                      <w:color w:val="1A1A1A"/>
-                      <w:sz w:val="20"/>
-                      <w:szCs w:val="20"/>
-                    </w:rPr>
                     <w:tab/>
                   </w:r>
                   <w:r>
                     <w:rPr>
                       <w:rFonts w:ascii="Avenir Next" w:hAnsi="Avenir Next" w:cs="Avenir Next" w:eastAsia="Avenir Next"/>
                       <w:color w:val="1A1A1A"/>
-                      <w:sz w:val="20"/>
+                      <w:sz w:val="22"/>
                       <w:szCs w:val="20"/>
                     </w:rPr>
                     <w:t xml:space="preserve">4 bags</w:t>
@@ -1029,25 +1033,25 @@
                       <w:rFonts w:ascii="Avenir Next" w:hAnsi="Avenir Next" w:cs="Avenir Next" w:eastAsia="Avenir Next"/>
                       <w:b/>
                       <w:color w:val="003A70"/>
+                      <w:sz w:val="22"/>
+                      <w:szCs w:val="20"/>
+                    </w:rPr>
+                    <w:t xml:space="preserve">d.</w:t>
+                  </w:r>
+                  <w:r>
+                    <w:rPr>
+                      <w:rFonts w:ascii="Avenir Next" w:hAnsi="Avenir Next" w:cs="Avenir Next" w:eastAsia="Avenir Next"/>
+                      <w:color w:val="1A1A1A"/>
                       <w:sz w:val="20"/>
                       <w:szCs w:val="20"/>
                     </w:rPr>
-                    <w:t xml:space="preserve">d.</w:t>
-                  </w:r>
-                  <w:r>
-                    <w:rPr>
-                      <w:rFonts w:ascii="Avenir Next" w:hAnsi="Avenir Next" w:cs="Avenir Next" w:eastAsia="Avenir Next"/>
-                      <w:color w:val="1A1A1A"/>
-                      <w:sz w:val="20"/>
-                      <w:szCs w:val="20"/>
-                    </w:rPr>
                     <w:tab/>
                   </w:r>
                   <w:r>
                     <w:rPr>
                       <w:rFonts w:ascii="Avenir Next" w:hAnsi="Avenir Next" w:cs="Avenir Next" w:eastAsia="Avenir Next"/>
                       <w:color w:val="1A1A1A"/>
-                      <w:sz w:val="20"/>
+                      <w:sz w:val="22"/>
                       <w:szCs w:val="20"/>
                     </w:rPr>
                     <w:t xml:space="preserve">6 bags</w:t>
@@ -1077,7 +1081,7 @@
           </w:tbl>
           <w:p>
             <w:pPr>
-              <w:spacing w:before="0" w:after="0" w:line="24" w:lineRule="auto"/>
+              <w:spacing w:before="0" w:after="0" w:line="50" w:lineRule="exact"/>
             </w:pPr>
           </w:p>
         </w:tc>
@@ -1085,12 +1089,12 @@
     </w:tbl>
     <w:p>
       <w:pPr>
-        <w:spacing w:before="0" w:after="0" w:line="20" w:lineRule="exact"/>
+        <w:spacing w:before="0" w:after="0" w:line="50" w:lineRule="exact"/>
       </w:pPr>
     </w:p>
     <w:p>
       <w:pPr>
-        <w:spacing w:before="0" w:after="0" w:line="20" w:lineRule="exact"/>
+        <w:spacing w:before="0" w:after="0" w:line="50" w:lineRule="exact"/>
       </w:pPr>
     </w:p>
     <w:tbl>
@@ -1174,18 +1178,18 @@
                       <w:rFonts w:ascii="Avenir Next" w:hAnsi="Avenir Next" w:cs="Avenir Next" w:eastAsia="Avenir Next"/>
                       <w:b/>
                       <w:color w:val="1A1A1A"/>
+                      <w:sz w:val="22"/>
+                      <w:szCs w:val="20"/>
+                    </w:rPr>
+                    <w:t xml:space="preserve">2.</w:t>
+                  </w:r>
+                  <w:r>
+                    <w:rPr>
+                      <w:rFonts w:ascii="Avenir Next" w:hAnsi="Avenir Next" w:cs="Avenir Next" w:eastAsia="Avenir Next"/>
+                      <w:color w:val="1A1A1A"/>
                       <w:sz w:val="20"/>
                       <w:szCs w:val="20"/>
                     </w:rPr>
-                    <w:t xml:space="preserve">2.</w:t>
-                  </w:r>
-                  <w:r>
-                    <w:rPr>
-                      <w:rFonts w:ascii="Avenir Next" w:hAnsi="Avenir Next" w:cs="Avenir Next" w:eastAsia="Avenir Next"/>
-                      <w:color w:val="1A1A1A"/>
-                      <w:sz w:val="20"/>
-                      <w:szCs w:val="20"/>
-                    </w:rPr>
                     <w:tab/>
                   </w:r>
                   <w:r>
@@ -1193,7 +1197,7 @@
                       <w:rFonts w:ascii="Avenir Next" w:hAnsi="Avenir Next" w:cs="Avenir Next" w:eastAsia="Avenir Next"/>
                       <w:b/>
                       <w:color w:val="1A1A1A"/>
-                      <w:sz w:val="20"/>
+                      <w:sz w:val="22"/>
                       <w:szCs w:val="20"/>
                     </w:rPr>
                     <w:t xml:space="preserve">Hiking Trail.  </w:t>
@@ -1202,7 +1206,7 @@
                     <w:rPr>
                       <w:rFonts w:ascii="Avenir Next" w:hAnsi="Avenir Next" w:cs="Avenir Next" w:eastAsia="Avenir Next"/>
                       <w:color w:val="1A1A1A"/>
-                      <w:sz w:val="20"/>
+                      <w:sz w:val="22"/>
                       <w:szCs w:val="20"/>
                     </w:rPr>
                     <w:t xml:space="preserve">Hikers climb 3 miles every hour (x = hours, y = miles).</w:t>
@@ -1222,10 +1226,28 @@
                       <w:rFonts w:ascii="Avenir Next" w:hAnsi="Avenir Next" w:cs="Avenir Next" w:eastAsia="Avenir Next"/>
                       <w:b/>
                       <w:color w:val="003A70"/>
+                      <w:sz w:val="22"/>
+                      <w:szCs w:val="20"/>
+                    </w:rPr>
+                    <w:t xml:space="preserve">a.</w:t>
+                  </w:r>
+                  <w:r>
+                    <w:rPr>
+                      <w:rFonts w:ascii="Avenir Next" w:hAnsi="Avenir Next" w:cs="Avenir Next" w:eastAsia="Avenir Next"/>
+                      <w:color w:val="1A1A1A"/>
                       <w:sz w:val="20"/>
                       <w:szCs w:val="20"/>
                     </w:rPr>
-                    <w:t xml:space="preserve">a.</w:t>
+                    <w:tab/>
+                  </w:r>
+                  <w:r>
+                    <w:rPr>
+                      <w:rFonts w:ascii="Avenir Next" w:hAnsi="Avenir Next" w:cs="Avenir Next" w:eastAsia="Avenir Next"/>
+                      <w:color w:val="1A1A1A"/>
+                      <w:sz w:val="22"/>
+                      <w:szCs w:val="20"/>
+                    </w:rPr>
+                    <w:t xml:space="preserve">Complete: (1, 3), (2, </w:t>
                   </w:r>
                   <w:r>
                     <w:rPr>
@@ -1233,8 +1255,18 @@
                       <w:color w:val="1A1A1A"/>
                       <w:sz w:val="20"/>
                       <w:szCs w:val="20"/>
-                    </w:rPr>
-                    <w:tab/>
+                      <w:u w:val="single"/>
+                    </w:rPr>
+                    <w:t xml:space="preserve">      </w:t>
+                  </w:r>
+                  <w:r>
+                    <w:rPr>
+                      <w:rFonts w:ascii="Avenir Next" w:hAnsi="Avenir Next" w:cs="Avenir Next" w:eastAsia="Avenir Next"/>
+                      <w:color w:val="1A1A1A"/>
+                      <w:sz w:val="22"/>
+                      <w:szCs w:val="20"/>
+                    </w:rPr>
+                    <w:t xml:space="preserve">), (3, </w:t>
                   </w:r>
                   <w:r>
                     <w:rPr>
@@ -1242,8 +1274,18 @@
                       <w:color w:val="1A1A1A"/>
                       <w:sz w:val="20"/>
                       <w:szCs w:val="20"/>
-                    </w:rPr>
-                    <w:t xml:space="preserve">Complete: (1, 3), (2, </w:t>
+                      <w:u w:val="single"/>
+                    </w:rPr>
+                    <w:t xml:space="preserve">      </w:t>
+                  </w:r>
+                  <w:r>
+                    <w:rPr>
+                      <w:rFonts w:ascii="Avenir Next" w:hAnsi="Avenir Next" w:cs="Avenir Next" w:eastAsia="Avenir Next"/>
+                      <w:color w:val="1A1A1A"/>
+                      <w:sz w:val="22"/>
+                      <w:szCs w:val="20"/>
+                    </w:rPr>
+                    <w:t xml:space="preserve">), (4, </w:t>
                   </w:r>
                   <w:r>
                     <w:rPr>
@@ -1259,45 +1301,7 @@
                     <w:rPr>
                       <w:rFonts w:ascii="Avenir Next" w:hAnsi="Avenir Next" w:cs="Avenir Next" w:eastAsia="Avenir Next"/>
                       <w:color w:val="1A1A1A"/>
-                      <w:sz w:val="20"/>
-                      <w:szCs w:val="20"/>
-                    </w:rPr>
-                    <w:t xml:space="preserve">), (3, </w:t>
-                  </w:r>
-                  <w:r>
-                    <w:rPr>
-                      <w:rFonts w:ascii="Avenir Next" w:hAnsi="Avenir Next" w:cs="Avenir Next" w:eastAsia="Avenir Next"/>
-                      <w:color w:val="1A1A1A"/>
-                      <w:sz w:val="20"/>
-                      <w:szCs w:val="20"/>
-                      <w:u w:val="single"/>
-                    </w:rPr>
-                    <w:t xml:space="preserve">      </w:t>
-                  </w:r>
-                  <w:r>
-                    <w:rPr>
-                      <w:rFonts w:ascii="Avenir Next" w:hAnsi="Avenir Next" w:cs="Avenir Next" w:eastAsia="Avenir Next"/>
-                      <w:color w:val="1A1A1A"/>
-                      <w:sz w:val="20"/>
-                      <w:szCs w:val="20"/>
-                    </w:rPr>
-                    <w:t xml:space="preserve">), (4, </w:t>
-                  </w:r>
-                  <w:r>
-                    <w:rPr>
-                      <w:rFonts w:ascii="Avenir Next" w:hAnsi="Avenir Next" w:cs="Avenir Next" w:eastAsia="Avenir Next"/>
-                      <w:color w:val="1A1A1A"/>
-                      <w:sz w:val="20"/>
-                      <w:szCs w:val="20"/>
-                      <w:u w:val="single"/>
-                    </w:rPr>
-                    <w:t xml:space="preserve">      </w:t>
-                  </w:r>
-                  <w:r>
-                    <w:rPr>
-                      <w:rFonts w:ascii="Avenir Next" w:hAnsi="Avenir Next" w:cs="Avenir Next" w:eastAsia="Avenir Next"/>
-                      <w:color w:val="1A1A1A"/>
-                      <w:sz w:val="20"/>
+                      <w:sz w:val="22"/>
                       <w:szCs w:val="20"/>
                     </w:rPr>
                     <w:t xml:space="preserve">)</w:t>
@@ -1317,25 +1321,25 @@
                       <w:rFonts w:ascii="Avenir Next" w:hAnsi="Avenir Next" w:cs="Avenir Next" w:eastAsia="Avenir Next"/>
                       <w:b/>
                       <w:color w:val="003A70"/>
+                      <w:sz w:val="22"/>
+                      <w:szCs w:val="20"/>
+                    </w:rPr>
+                    <w:t xml:space="preserve">b.</w:t>
+                  </w:r>
+                  <w:r>
+                    <w:rPr>
+                      <w:rFonts w:ascii="Avenir Next" w:hAnsi="Avenir Next" w:cs="Avenir Next" w:eastAsia="Avenir Next"/>
+                      <w:color w:val="1A1A1A"/>
                       <w:sz w:val="20"/>
                       <w:szCs w:val="20"/>
                     </w:rPr>
-                    <w:t xml:space="preserve">b.</w:t>
-                  </w:r>
-                  <w:r>
-                    <w:rPr>
-                      <w:rFonts w:ascii="Avenir Next" w:hAnsi="Avenir Next" w:cs="Avenir Next" w:eastAsia="Avenir Next"/>
-                      <w:color w:val="1A1A1A"/>
-                      <w:sz w:val="20"/>
-                      <w:szCs w:val="20"/>
-                    </w:rPr>
                     <w:tab/>
                   </w:r>
                   <w:r>
                     <w:rPr>
                       <w:rFonts w:ascii="Avenir Next" w:hAnsi="Avenir Next" w:cs="Avenir Next" w:eastAsia="Avenir Next"/>
                       <w:color w:val="1A1A1A"/>
-                      <w:sz w:val="20"/>
+                      <w:sz w:val="22"/>
                       <w:szCs w:val="20"/>
                     </w:rPr>
                     <w:t xml:space="preserve">Plot the points. Draw a line through (0, 0).</w:t>
@@ -1355,25 +1359,25 @@
                       <w:rFonts w:ascii="Avenir Next" w:hAnsi="Avenir Next" w:cs="Avenir Next" w:eastAsia="Avenir Next"/>
                       <w:b/>
                       <w:color w:val="003A70"/>
+                      <w:sz w:val="22"/>
+                      <w:szCs w:val="20"/>
+                    </w:rPr>
+                    <w:t xml:space="preserve">c.</w:t>
+                  </w:r>
+                  <w:r>
+                    <w:rPr>
+                      <w:rFonts w:ascii="Avenir Next" w:hAnsi="Avenir Next" w:cs="Avenir Next" w:eastAsia="Avenir Next"/>
+                      <w:color w:val="1A1A1A"/>
                       <w:sz w:val="20"/>
                       <w:szCs w:val="20"/>
                     </w:rPr>
-                    <w:t xml:space="preserve">c.</w:t>
-                  </w:r>
-                  <w:r>
-                    <w:rPr>
-                      <w:rFonts w:ascii="Avenir Next" w:hAnsi="Avenir Next" w:cs="Avenir Next" w:eastAsia="Avenir Next"/>
-                      <w:color w:val="1A1A1A"/>
-                      <w:sz w:val="20"/>
-                      <w:szCs w:val="20"/>
-                    </w:rPr>
                     <w:tab/>
                   </w:r>
                   <w:r>
                     <w:rPr>
                       <w:rFonts w:ascii="Avenir Next" w:hAnsi="Avenir Next" w:cs="Avenir Next" w:eastAsia="Avenir Next"/>
                       <w:color w:val="1A1A1A"/>
-                      <w:sz w:val="20"/>
+                      <w:sz w:val="22"/>
                       <w:szCs w:val="20"/>
                     </w:rPr>
                     <w:t xml:space="preserve">What point shows 6 hours?</w:t>
@@ -1413,7 +1417,7 @@
                     <w:drawing>
                       <wp:inline distT="0" distB="0" distL="0" distR="0">
                         <wp:extent cx="1920240" cy="1454727"/>
-                        <wp:docPr id="1" name="Figure 1"/>
+                        <wp:docPr id="1" name="Figure 1" descr="Coordinate grid. Horizontal axis Hours: 0 to 5, ticks every 1. Vertical axis Miles: 0 to 15, ticks every 3. Blank grid for the student to plot."/>
                         <a:graphic xmlns:a="http://schemas.openxmlformats.org/drawingml/2006/main">
                           <a:graphicData uri="http://schemas.openxmlformats.org/drawingml/2006/picture">
                             <pic:pic xmlns:pic="http://schemas.openxmlformats.org/drawingml/2006/picture">
@@ -1448,7 +1452,7 @@
           </w:tbl>
           <w:p>
             <w:pPr>
-              <w:spacing w:before="0" w:after="0" w:line="24" w:lineRule="auto"/>
+              <w:spacing w:before="0" w:after="0" w:line="50" w:lineRule="exact"/>
             </w:pPr>
           </w:p>
         </w:tc>
@@ -1456,12 +1460,12 @@
     </w:tbl>
     <w:p>
       <w:pPr>
-        <w:spacing w:before="0" w:after="0" w:line="20" w:lineRule="exact"/>
+        <w:spacing w:before="0" w:after="0" w:line="50" w:lineRule="exact"/>
       </w:pPr>
     </w:p>
     <w:p>
       <w:pPr>
-        <w:spacing w:before="0" w:after="0" w:line="20" w:lineRule="exact"/>
+        <w:spacing w:before="0" w:after="0" w:line="50" w:lineRule="exact"/>
       </w:pPr>
     </w:p>
     <w:tbl>
@@ -1512,18 +1516,18 @@
                 <w:rFonts w:ascii="Avenir Next" w:hAnsi="Avenir Next" w:cs="Avenir Next" w:eastAsia="Avenir Next"/>
                 <w:b/>
                 <w:color w:val="1A1A1A"/>
+                <w:sz w:val="22"/>
+                <w:szCs w:val="20"/>
+              </w:rPr>
+              <w:t xml:space="preserve">3.</w:t>
+            </w:r>
+            <w:r>
+              <w:rPr>
+                <w:rFonts w:ascii="Avenir Next" w:hAnsi="Avenir Next" w:cs="Avenir Next" w:eastAsia="Avenir Next"/>
+                <w:color w:val="1A1A1A"/>
                 <w:sz w:val="20"/>
                 <w:szCs w:val="20"/>
               </w:rPr>
-              <w:t xml:space="preserve">3.</w:t>
-            </w:r>
-            <w:r>
-              <w:rPr>
-                <w:rFonts w:ascii="Avenir Next" w:hAnsi="Avenir Next" w:cs="Avenir Next" w:eastAsia="Avenir Next"/>
-                <w:color w:val="1A1A1A"/>
-                <w:sz w:val="20"/>
-                <w:szCs w:val="20"/>
-              </w:rPr>
               <w:tab/>
             </w:r>
             <w:r>
@@ -1531,7 +1535,7 @@
                 <w:rFonts w:ascii="Avenir Next" w:hAnsi="Avenir Next" w:cs="Avenir Next" w:eastAsia="Avenir Next"/>
                 <w:b/>
                 <w:color w:val="1A1A1A"/>
-                <w:sz w:val="20"/>
+                <w:sz w:val="22"/>
                 <w:szCs w:val="20"/>
               </w:rPr>
               <w:t xml:space="preserve">File Downloads.  </w:t>
@@ -1540,7 +1544,7 @@
               <w:rPr>
                 <w:rFonts w:ascii="Avenir Next" w:hAnsi="Avenir Next" w:cs="Avenir Next" w:eastAsia="Avenir Next"/>
                 <w:color w:val="1A1A1A"/>
-                <w:sz w:val="20"/>
+                <w:sz w:val="22"/>
                 <w:szCs w:val="20"/>
               </w:rPr>
               <w:t xml:space="preserve">A computer downloads 5 GB every 2 minutes (x = minutes, y = GB).</w:t>
@@ -1557,7 +1561,7 @@
                 <w:rFonts w:ascii="Avenir Next" w:hAnsi="Avenir Next" w:cs="Avenir Next" w:eastAsia="Avenir Next"/>
                 <w:b/>
                 <w:color w:val="003A70"/>
-                <w:sz w:val="17"/>
+                <w:sz w:val="22"/>
                 <w:szCs w:val="17"/>
               </w:rPr>
               <w:t xml:space="preserve">Hint  </w:t>
@@ -1567,7 +1571,7 @@
                 <w:rFonts w:ascii="Avenir Next" w:hAnsi="Avenir Next" w:cs="Avenir Next" w:eastAsia="Avenir Next"/>
                 <w:i/>
                 <w:color w:val="5A5F66"/>
-                <w:sz w:val="17"/>
+                <w:sz w:val="22"/>
                 <w:szCs w:val="17"/>
               </w:rPr>
               <w:t xml:space="preserve">10 minutes is 5 groups of 2 minutes.</w:t>
@@ -1587,10 +1591,28 @@
                 <w:rFonts w:ascii="Avenir Next" w:hAnsi="Avenir Next" w:cs="Avenir Next" w:eastAsia="Avenir Next"/>
                 <w:b/>
                 <w:color w:val="003A70"/>
+                <w:sz w:val="22"/>
+                <w:szCs w:val="20"/>
+              </w:rPr>
+              <w:t xml:space="preserve">a.</w:t>
+            </w:r>
+            <w:r>
+              <w:rPr>
+                <w:rFonts w:ascii="Avenir Next" w:hAnsi="Avenir Next" w:cs="Avenir Next" w:eastAsia="Avenir Next"/>
+                <w:color w:val="1A1A1A"/>
                 <w:sz w:val="20"/>
                 <w:szCs w:val="20"/>
               </w:rPr>
-              <w:t xml:space="preserve">a.</w:t>
+              <w:tab/>
+            </w:r>
+            <w:r>
+              <w:rPr>
+                <w:rFonts w:ascii="Avenir Next" w:hAnsi="Avenir Next" w:cs="Avenir Next" w:eastAsia="Avenir Next"/>
+                <w:color w:val="1A1A1A"/>
+                <w:sz w:val="22"/>
+                <w:szCs w:val="20"/>
+              </w:rPr>
+              <w:t xml:space="preserve">Complete: (2, 5), (4, 10), (6, </w:t>
             </w:r>
             <w:r>
               <w:rPr>
@@ -1598,24 +1620,6 @@
                 <w:color w:val="1A1A1A"/>
                 <w:sz w:val="20"/>
                 <w:szCs w:val="20"/>
-              </w:rPr>
-              <w:tab/>
-            </w:r>
-            <w:r>
-              <w:rPr>
-                <w:rFonts w:ascii="Avenir Next" w:hAnsi="Avenir Next" w:cs="Avenir Next" w:eastAsia="Avenir Next"/>
-                <w:color w:val="1A1A1A"/>
-                <w:sz w:val="20"/>
-                <w:szCs w:val="20"/>
-              </w:rPr>
-              <w:t xml:space="preserve">Complete: (2, 5), (4, 10), (6, </w:t>
-            </w:r>
-            <w:r>
-              <w:rPr>
-                <w:rFonts w:ascii="Avenir Next" w:hAnsi="Avenir Next" w:cs="Avenir Next" w:eastAsia="Avenir Next"/>
-                <w:color w:val="1A1A1A"/>
-                <w:sz w:val="20"/>
-                <w:szCs w:val="20"/>
                 <w:u w:val="single"/>
               </w:rPr>
               <w:t xml:space="preserve">      </w:t>
@@ -1624,7 +1628,7 @@
               <w:rPr>
                 <w:rFonts w:ascii="Avenir Next" w:hAnsi="Avenir Next" w:cs="Avenir Next" w:eastAsia="Avenir Next"/>
                 <w:color w:val="1A1A1A"/>
-                <w:sz w:val="20"/>
+                <w:sz w:val="22"/>
                 <w:szCs w:val="20"/>
               </w:rPr>
               <w:t xml:space="preserve">)</w:t>
@@ -1644,10 +1648,28 @@
                 <w:rFonts w:ascii="Avenir Next" w:hAnsi="Avenir Next" w:cs="Avenir Next" w:eastAsia="Avenir Next"/>
                 <w:b/>
                 <w:color w:val="003A70"/>
+                <w:sz w:val="22"/>
+                <w:szCs w:val="20"/>
+              </w:rPr>
+              <w:t xml:space="preserve">b.</w:t>
+            </w:r>
+            <w:r>
+              <w:rPr>
+                <w:rFonts w:ascii="Avenir Next" w:hAnsi="Avenir Next" w:cs="Avenir Next" w:eastAsia="Avenir Next"/>
+                <w:color w:val="1A1A1A"/>
                 <w:sz w:val="20"/>
                 <w:szCs w:val="20"/>
               </w:rPr>
-              <w:t xml:space="preserve">b.</w:t>
+              <w:tab/>
+            </w:r>
+            <w:r>
+              <w:rPr>
+                <w:rFonts w:ascii="Avenir Next" w:hAnsi="Avenir Next" w:cs="Avenir Next" w:eastAsia="Avenir Next"/>
+                <w:color w:val="1A1A1A"/>
+                <w:sz w:val="22"/>
+                <w:szCs w:val="20"/>
+              </w:rPr>
+              <w:t xml:space="preserve">GB in 10 minutes:</w:t>
             </w:r>
             <w:r>
               <w:rPr>
@@ -1656,7 +1678,7 @@
                 <w:sz w:val="20"/>
                 <w:szCs w:val="20"/>
               </w:rPr>
-              <w:tab/>
+              <w:t xml:space="preserve">  </w:t>
             </w:r>
             <w:r>
               <w:rPr>
@@ -1664,24 +1686,6 @@
                 <w:color w:val="1A1A1A"/>
                 <w:sz w:val="20"/>
                 <w:szCs w:val="20"/>
-              </w:rPr>
-              <w:t xml:space="preserve">GB in 10 minutes:</w:t>
-            </w:r>
-            <w:r>
-              <w:rPr>
-                <w:rFonts w:ascii="Avenir Next" w:hAnsi="Avenir Next" w:cs="Avenir Next" w:eastAsia="Avenir Next"/>
-                <w:color w:val="1A1A1A"/>
-                <w:sz w:val="20"/>
-                <w:szCs w:val="20"/>
-              </w:rPr>
-              <w:t xml:space="preserve">  </w:t>
-            </w:r>
-            <w:r>
-              <w:rPr>
-                <w:rFonts w:ascii="Avenir Next" w:hAnsi="Avenir Next" w:cs="Avenir Next" w:eastAsia="Avenir Next"/>
-                <w:color w:val="1A1A1A"/>
-                <w:sz w:val="20"/>
-                <w:szCs w:val="20"/>
                 <w:u w:val="single"/>
               </w:rPr>
               <w:t xml:space="preserve">                </w:t>
@@ -1690,7 +1694,7 @@
               <w:rPr>
                 <w:rFonts w:ascii="Avenir Next" w:hAnsi="Avenir Next" w:cs="Avenir Next" w:eastAsia="Avenir Next"/>
                 <w:color w:val="1A1A1A"/>
-                <w:sz w:val="20"/>
+                <w:sz w:val="22"/>
                 <w:szCs w:val="20"/>
               </w:rPr>
               <w:t xml:space="preserve"> GB</w:t>
@@ -1698,7 +1702,7 @@
           </w:p>
           <w:p>
             <w:pPr>
-              <w:spacing w:before="0" w:after="0" w:line="60" w:lineRule="auto"/>
+              <w:spacing w:before="0" w:after="0" w:line="50" w:lineRule="exact"/>
             </w:pPr>
           </w:p>
           <w:tbl>
@@ -1756,7 +1760,7 @@
           </w:tbl>
           <w:p>
             <w:pPr>
-              <w:spacing w:before="0" w:after="0" w:line="24" w:lineRule="auto"/>
+              <w:spacing w:before="0" w:after="0" w:line="50" w:lineRule="exact"/>
             </w:pPr>
           </w:p>
         </w:tc>
@@ -1779,18 +1783,18 @@
                 <w:rFonts w:ascii="Avenir Next" w:hAnsi="Avenir Next" w:cs="Avenir Next" w:eastAsia="Avenir Next"/>
                 <w:b/>
                 <w:color w:val="1A1A1A"/>
+                <w:sz w:val="22"/>
+                <w:szCs w:val="20"/>
+              </w:rPr>
+              <w:t xml:space="preserve">4.</w:t>
+            </w:r>
+            <w:r>
+              <w:rPr>
+                <w:rFonts w:ascii="Avenir Next" w:hAnsi="Avenir Next" w:cs="Avenir Next" w:eastAsia="Avenir Next"/>
+                <w:color w:val="1A1A1A"/>
                 <w:sz w:val="20"/>
                 <w:szCs w:val="20"/>
               </w:rPr>
-              <w:t xml:space="preserve">4.</w:t>
-            </w:r>
-            <w:r>
-              <w:rPr>
-                <w:rFonts w:ascii="Avenir Next" w:hAnsi="Avenir Next" w:cs="Avenir Next" w:eastAsia="Avenir Next"/>
-                <w:color w:val="1A1A1A"/>
-                <w:sz w:val="20"/>
-                <w:szCs w:val="20"/>
-              </w:rPr>
               <w:tab/>
             </w:r>
             <w:r>
@@ -1798,7 +1802,7 @@
                 <w:rFonts w:ascii="Avenir Next" w:hAnsi="Avenir Next" w:cs="Avenir Next" w:eastAsia="Avenir Next"/>
                 <w:b/>
                 <w:color w:val="1A1A1A"/>
-                <w:sz w:val="20"/>
+                <w:sz w:val="22"/>
                 <w:szCs w:val="20"/>
               </w:rPr>
               <w:t xml:space="preserve">Street Trees.  </w:t>
@@ -1807,7 +1811,7 @@
               <w:rPr>
                 <w:rFonts w:ascii="Avenir Next" w:hAnsi="Avenir Next" w:cs="Avenir Next" w:eastAsia="Avenir Next"/>
                 <w:color w:val="1A1A1A"/>
-                <w:sz w:val="20"/>
+                <w:sz w:val="22"/>
                 <w:szCs w:val="20"/>
               </w:rPr>
               <w:t xml:space="preserve">A crew plants 7 trees on every block (x = blocks, y = trees).</w:t>
@@ -1827,10 +1831,28 @@
                 <w:rFonts w:ascii="Avenir Next" w:hAnsi="Avenir Next" w:cs="Avenir Next" w:eastAsia="Avenir Next"/>
                 <w:b/>
                 <w:color w:val="003A70"/>
+                <w:sz w:val="22"/>
+                <w:szCs w:val="20"/>
+              </w:rPr>
+              <w:t xml:space="preserve">a.</w:t>
+            </w:r>
+            <w:r>
+              <w:rPr>
+                <w:rFonts w:ascii="Avenir Next" w:hAnsi="Avenir Next" w:cs="Avenir Next" w:eastAsia="Avenir Next"/>
+                <w:color w:val="1A1A1A"/>
                 <w:sz w:val="20"/>
                 <w:szCs w:val="20"/>
               </w:rPr>
-              <w:t xml:space="preserve">a.</w:t>
+              <w:tab/>
+            </w:r>
+            <w:r>
+              <w:rPr>
+                <w:rFonts w:ascii="Avenir Next" w:hAnsi="Avenir Next" w:cs="Avenir Next" w:eastAsia="Avenir Next"/>
+                <w:color w:val="1A1A1A"/>
+                <w:sz w:val="22"/>
+                <w:szCs w:val="20"/>
+              </w:rPr>
+              <w:t xml:space="preserve">Complete: (1, 7), (2, </w:t>
             </w:r>
             <w:r>
               <w:rPr>
@@ -1838,8 +1860,18 @@
                 <w:color w:val="1A1A1A"/>
                 <w:sz w:val="20"/>
                 <w:szCs w:val="20"/>
-              </w:rPr>
-              <w:tab/>
+                <w:u w:val="single"/>
+              </w:rPr>
+              <w:t xml:space="preserve">      </w:t>
+            </w:r>
+            <w:r>
+              <w:rPr>
+                <w:rFonts w:ascii="Avenir Next" w:hAnsi="Avenir Next" w:cs="Avenir Next" w:eastAsia="Avenir Next"/>
+                <w:color w:val="1A1A1A"/>
+                <w:sz w:val="22"/>
+                <w:szCs w:val="20"/>
+              </w:rPr>
+              <w:t xml:space="preserve">), (3, </w:t>
             </w:r>
             <w:r>
               <w:rPr>
@@ -1847,15 +1879,6 @@
                 <w:color w:val="1A1A1A"/>
                 <w:sz w:val="20"/>
                 <w:szCs w:val="20"/>
-              </w:rPr>
-              <w:t xml:space="preserve">Complete: (1, 7), (2, </w:t>
-            </w:r>
-            <w:r>
-              <w:rPr>
-                <w:rFonts w:ascii="Avenir Next" w:hAnsi="Avenir Next" w:cs="Avenir Next" w:eastAsia="Avenir Next"/>
-                <w:color w:val="1A1A1A"/>
-                <w:sz w:val="20"/>
-                <w:szCs w:val="20"/>
                 <w:u w:val="single"/>
               </w:rPr>
               <w:t xml:space="preserve">      </w:t>
@@ -1864,26 +1887,7 @@
               <w:rPr>
                 <w:rFonts w:ascii="Avenir Next" w:hAnsi="Avenir Next" w:cs="Avenir Next" w:eastAsia="Avenir Next"/>
                 <w:color w:val="1A1A1A"/>
-                <w:sz w:val="20"/>
-                <w:szCs w:val="20"/>
-              </w:rPr>
-              <w:t xml:space="preserve">), (3, </w:t>
-            </w:r>
-            <w:r>
-              <w:rPr>
-                <w:rFonts w:ascii="Avenir Next" w:hAnsi="Avenir Next" w:cs="Avenir Next" w:eastAsia="Avenir Next"/>
-                <w:color w:val="1A1A1A"/>
-                <w:sz w:val="20"/>
-                <w:szCs w:val="20"/>
-                <w:u w:val="single"/>
-              </w:rPr>
-              <w:t xml:space="preserve">      </w:t>
-            </w:r>
-            <w:r>
-              <w:rPr>
-                <w:rFonts w:ascii="Avenir Next" w:hAnsi="Avenir Next" w:cs="Avenir Next" w:eastAsia="Avenir Next"/>
-                <w:color w:val="1A1A1A"/>
-                <w:sz w:val="20"/>
+                <w:sz w:val="22"/>
                 <w:szCs w:val="20"/>
               </w:rPr>
               <w:t xml:space="preserve">)</w:t>
@@ -1903,10 +1907,28 @@
                 <w:rFonts w:ascii="Avenir Next" w:hAnsi="Avenir Next" w:cs="Avenir Next" w:eastAsia="Avenir Next"/>
                 <w:b/>
                 <w:color w:val="003A70"/>
+                <w:sz w:val="22"/>
+                <w:szCs w:val="20"/>
+              </w:rPr>
+              <w:t xml:space="preserve">b.</w:t>
+            </w:r>
+            <w:r>
+              <w:rPr>
+                <w:rFonts w:ascii="Avenir Next" w:hAnsi="Avenir Next" w:cs="Avenir Next" w:eastAsia="Avenir Next"/>
+                <w:color w:val="1A1A1A"/>
                 <w:sz w:val="20"/>
                 <w:szCs w:val="20"/>
               </w:rPr>
-              <w:t xml:space="preserve">b.</w:t>
+              <w:tab/>
+            </w:r>
+            <w:r>
+              <w:rPr>
+                <w:rFonts w:ascii="Avenir Next" w:hAnsi="Avenir Next" w:cs="Avenir Next" w:eastAsia="Avenir Next"/>
+                <w:color w:val="1A1A1A"/>
+                <w:sz w:val="22"/>
+                <w:szCs w:val="20"/>
+              </w:rPr>
+              <w:t xml:space="preserve">Point for 6 blocks:</w:t>
             </w:r>
             <w:r>
               <w:rPr>
@@ -1915,7 +1937,7 @@
                 <w:sz w:val="20"/>
                 <w:szCs w:val="20"/>
               </w:rPr>
-              <w:tab/>
+              <w:t xml:space="preserve">  </w:t>
             </w:r>
             <w:r>
               <w:rPr>
@@ -1923,24 +1945,6 @@
                 <w:color w:val="1A1A1A"/>
                 <w:sz w:val="20"/>
                 <w:szCs w:val="20"/>
-              </w:rPr>
-              <w:t xml:space="preserve">Point for 6 blocks:</w:t>
-            </w:r>
-            <w:r>
-              <w:rPr>
-                <w:rFonts w:ascii="Avenir Next" w:hAnsi="Avenir Next" w:cs="Avenir Next" w:eastAsia="Avenir Next"/>
-                <w:color w:val="1A1A1A"/>
-                <w:sz w:val="20"/>
-                <w:szCs w:val="20"/>
-              </w:rPr>
-              <w:t xml:space="preserve">  </w:t>
-            </w:r>
-            <w:r>
-              <w:rPr>
-                <w:rFonts w:ascii="Avenir Next" w:hAnsi="Avenir Next" w:cs="Avenir Next" w:eastAsia="Avenir Next"/>
-                <w:color w:val="1A1A1A"/>
-                <w:sz w:val="20"/>
-                <w:szCs w:val="20"/>
                 <w:u w:val="single"/>
               </w:rPr>
               <w:t xml:space="preserve">                      </w:t>
@@ -1948,7 +1952,7 @@
           </w:p>
           <w:p>
             <w:pPr>
-              <w:spacing w:before="0" w:after="0" w:line="60" w:lineRule="auto"/>
+              <w:spacing w:before="0" w:after="0" w:line="50" w:lineRule="exact"/>
             </w:pPr>
           </w:p>
           <w:tbl>
@@ -2006,7 +2010,7 @@
           </w:tbl>
           <w:p>
             <w:pPr>
-              <w:spacing w:before="0" w:after="0" w:line="24" w:lineRule="auto"/>
+              <w:spacing w:before="0" w:after="0" w:line="50" w:lineRule="exact"/>
             </w:pPr>
           </w:p>
         </w:tc>
@@ -2014,12 +2018,12 @@
     </w:tbl>
     <w:p>
       <w:pPr>
-        <w:spacing w:before="0" w:after="0" w:line="20" w:lineRule="exact"/>
+        <w:spacing w:before="0" w:after="0" w:line="50" w:lineRule="exact"/>
       </w:pPr>
     </w:p>
     <w:p>
       <w:pPr>
-        <w:spacing w:before="0" w:after="0" w:line="20" w:lineRule="exact"/>
+        <w:spacing w:before="0" w:after="0" w:line="50" w:lineRule="exact"/>
       </w:pPr>
     </w:p>
     <w:tbl>
@@ -2103,18 +2107,18 @@
                       <w:rFonts w:ascii="Avenir Next" w:hAnsi="Avenir Next" w:cs="Avenir Next" w:eastAsia="Avenir Next"/>
                       <w:b/>
                       <w:color w:val="1A1A1A"/>
+                      <w:sz w:val="22"/>
+                      <w:szCs w:val="20"/>
+                    </w:rPr>
+                    <w:t xml:space="preserve">5.</w:t>
+                  </w:r>
+                  <w:r>
+                    <w:rPr>
+                      <w:rFonts w:ascii="Avenir Next" w:hAnsi="Avenir Next" w:cs="Avenir Next" w:eastAsia="Avenir Next"/>
+                      <w:color w:val="1A1A1A"/>
                       <w:sz w:val="20"/>
                       <w:szCs w:val="20"/>
                     </w:rPr>
-                    <w:t xml:space="preserve">5.</w:t>
-                  </w:r>
-                  <w:r>
-                    <w:rPr>
-                      <w:rFonts w:ascii="Avenir Next" w:hAnsi="Avenir Next" w:cs="Avenir Next" w:eastAsia="Avenir Next"/>
-                      <w:color w:val="1A1A1A"/>
-                      <w:sz w:val="20"/>
-                      <w:szCs w:val="20"/>
-                    </w:rPr>
                     <w:tab/>
                   </w:r>
                   <w:r>
@@ -2122,7 +2126,7 @@
                       <w:rFonts w:ascii="Avenir Next" w:hAnsi="Avenir Next" w:cs="Avenir Next" w:eastAsia="Avenir Next"/>
                       <w:b/>
                       <w:color w:val="1A1A1A"/>
-                      <w:sz w:val="20"/>
+                      <w:sz w:val="22"/>
                       <w:szCs w:val="20"/>
                     </w:rPr>
                     <w:t xml:space="preserve">Allowance Savings.  </w:t>
@@ -2131,7 +2135,7 @@
                     <w:rPr>
                       <w:rFonts w:ascii="Avenir Next" w:hAnsi="Avenir Next" w:cs="Avenir Next" w:eastAsia="Avenir Next"/>
                       <w:color w:val="1A1A1A"/>
-                      <w:sz w:val="20"/>
+                      <w:sz w:val="22"/>
                       <w:szCs w:val="20"/>
                     </w:rPr>
                     <w:t xml:space="preserve">Maya saves $4 each week (x = weeks, y = dollars).</w:t>
@@ -2148,7 +2152,7 @@
                       <w:rFonts w:ascii="Avenir Next" w:hAnsi="Avenir Next" w:cs="Avenir Next" w:eastAsia="Avenir Next"/>
                       <w:b/>
                       <w:color w:val="003A70"/>
-                      <w:sz w:val="17"/>
+                      <w:sz w:val="22"/>
                       <w:szCs w:val="17"/>
                     </w:rPr>
                     <w:t xml:space="preserve">Hint  </w:t>
@@ -2158,7 +2162,7 @@
                       <w:rFonts w:ascii="Avenir Next" w:hAnsi="Avenir Next" w:cs="Avenir Next" w:eastAsia="Avenir Next"/>
                       <w:i/>
                       <w:color w:val="5A5F66"/>
-                      <w:sz w:val="17"/>
+                      <w:sz w:val="22"/>
                       <w:szCs w:val="17"/>
                     </w:rPr>
                     <w:t xml:space="preserve">Multiply each number of weeks by 4.</w:t>
@@ -2178,10 +2182,28 @@
                       <w:rFonts w:ascii="Avenir Next" w:hAnsi="Avenir Next" w:cs="Avenir Next" w:eastAsia="Avenir Next"/>
                       <w:b/>
                       <w:color w:val="003A70"/>
+                      <w:sz w:val="22"/>
+                      <w:szCs w:val="20"/>
+                    </w:rPr>
+                    <w:t xml:space="preserve">a.</w:t>
+                  </w:r>
+                  <w:r>
+                    <w:rPr>
+                      <w:rFonts w:ascii="Avenir Next" w:hAnsi="Avenir Next" w:cs="Avenir Next" w:eastAsia="Avenir Next"/>
+                      <w:color w:val="1A1A1A"/>
                       <w:sz w:val="20"/>
                       <w:szCs w:val="20"/>
                     </w:rPr>
-                    <w:t xml:space="preserve">a.</w:t>
+                    <w:tab/>
+                  </w:r>
+                  <w:r>
+                    <w:rPr>
+                      <w:rFonts w:ascii="Avenir Next" w:hAnsi="Avenir Next" w:cs="Avenir Next" w:eastAsia="Avenir Next"/>
+                      <w:color w:val="1A1A1A"/>
+                      <w:sz w:val="22"/>
+                      <w:szCs w:val="20"/>
+                    </w:rPr>
+                    <w:t xml:space="preserve">Complete: (1, 4), (2, </w:t>
                   </w:r>
                   <w:r>
                     <w:rPr>
@@ -2189,8 +2211,18 @@
                       <w:color w:val="1A1A1A"/>
                       <w:sz w:val="20"/>
                       <w:szCs w:val="20"/>
-                    </w:rPr>
-                    <w:tab/>
+                      <w:u w:val="single"/>
+                    </w:rPr>
+                    <w:t xml:space="preserve">      </w:t>
+                  </w:r>
+                  <w:r>
+                    <w:rPr>
+                      <w:rFonts w:ascii="Avenir Next" w:hAnsi="Avenir Next" w:cs="Avenir Next" w:eastAsia="Avenir Next"/>
+                      <w:color w:val="1A1A1A"/>
+                      <w:sz w:val="22"/>
+                      <w:szCs w:val="20"/>
+                    </w:rPr>
+                    <w:t xml:space="preserve">), (3, </w:t>
                   </w:r>
                   <w:r>
                     <w:rPr>
@@ -2198,8 +2230,18 @@
                       <w:color w:val="1A1A1A"/>
                       <w:sz w:val="20"/>
                       <w:szCs w:val="20"/>
-                    </w:rPr>
-                    <w:t xml:space="preserve">Complete: (1, 4), (2, </w:t>
+                      <w:u w:val="single"/>
+                    </w:rPr>
+                    <w:t xml:space="preserve">      </w:t>
+                  </w:r>
+                  <w:r>
+                    <w:rPr>
+                      <w:rFonts w:ascii="Avenir Next" w:hAnsi="Avenir Next" w:cs="Avenir Next" w:eastAsia="Avenir Next"/>
+                      <w:color w:val="1A1A1A"/>
+                      <w:sz w:val="22"/>
+                      <w:szCs w:val="20"/>
+                    </w:rPr>
+                    <w:t xml:space="preserve">), (5, </w:t>
                   </w:r>
                   <w:r>
                     <w:rPr>
@@ -2215,45 +2257,7 @@
                     <w:rPr>
                       <w:rFonts w:ascii="Avenir Next" w:hAnsi="Avenir Next" w:cs="Avenir Next" w:eastAsia="Avenir Next"/>
                       <w:color w:val="1A1A1A"/>
-                      <w:sz w:val="20"/>
-                      <w:szCs w:val="20"/>
-                    </w:rPr>
-                    <w:t xml:space="preserve">), (3, </w:t>
-                  </w:r>
-                  <w:r>
-                    <w:rPr>
-                      <w:rFonts w:ascii="Avenir Next" w:hAnsi="Avenir Next" w:cs="Avenir Next" w:eastAsia="Avenir Next"/>
-                      <w:color w:val="1A1A1A"/>
-                      <w:sz w:val="20"/>
-                      <w:szCs w:val="20"/>
-                      <w:u w:val="single"/>
-                    </w:rPr>
-                    <w:t xml:space="preserve">      </w:t>
-                  </w:r>
-                  <w:r>
-                    <w:rPr>
-                      <w:rFonts w:ascii="Avenir Next" w:hAnsi="Avenir Next" w:cs="Avenir Next" w:eastAsia="Avenir Next"/>
-                      <w:color w:val="1A1A1A"/>
-                      <w:sz w:val="20"/>
-                      <w:szCs w:val="20"/>
-                    </w:rPr>
-                    <w:t xml:space="preserve">), (5, </w:t>
-                  </w:r>
-                  <w:r>
-                    <w:rPr>
-                      <w:rFonts w:ascii="Avenir Next" w:hAnsi="Avenir Next" w:cs="Avenir Next" w:eastAsia="Avenir Next"/>
-                      <w:color w:val="1A1A1A"/>
-                      <w:sz w:val="20"/>
-                      <w:szCs w:val="20"/>
-                      <w:u w:val="single"/>
-                    </w:rPr>
-                    <w:t xml:space="preserve">      </w:t>
-                  </w:r>
-                  <w:r>
-                    <w:rPr>
-                      <w:rFonts w:ascii="Avenir Next" w:hAnsi="Avenir Next" w:cs="Avenir Next" w:eastAsia="Avenir Next"/>
-                      <w:color w:val="1A1A1A"/>
-                      <w:sz w:val="20"/>
+                      <w:sz w:val="22"/>
                       <w:szCs w:val="20"/>
                     </w:rPr>
                     <w:t xml:space="preserve">)</w:t>
@@ -2273,10 +2277,28 @@
                       <w:rFonts w:ascii="Avenir Next" w:hAnsi="Avenir Next" w:cs="Avenir Next" w:eastAsia="Avenir Next"/>
                       <w:b/>
                       <w:color w:val="003A70"/>
+                      <w:sz w:val="22"/>
+                      <w:szCs w:val="20"/>
+                    </w:rPr>
+                    <w:t xml:space="preserve">b.</w:t>
+                  </w:r>
+                  <w:r>
+                    <w:rPr>
+                      <w:rFonts w:ascii="Avenir Next" w:hAnsi="Avenir Next" w:cs="Avenir Next" w:eastAsia="Avenir Next"/>
+                      <w:color w:val="1A1A1A"/>
                       <w:sz w:val="20"/>
                       <w:szCs w:val="20"/>
                     </w:rPr>
-                    <w:t xml:space="preserve">b.</w:t>
+                    <w:tab/>
+                  </w:r>
+                  <w:r>
+                    <w:rPr>
+                      <w:rFonts w:ascii="Avenir Next" w:hAnsi="Avenir Next" w:cs="Avenir Next" w:eastAsia="Avenir Next"/>
+                      <w:color w:val="1A1A1A"/>
+                      <w:sz w:val="22"/>
+                      <w:szCs w:val="20"/>
+                    </w:rPr>
+                    <w:t xml:space="preserve">Find y for the point (8, y).</w:t>
                   </w:r>
                   <w:r>
                     <w:rPr>
@@ -2285,7 +2307,7 @@
                       <w:sz w:val="20"/>
                       <w:szCs w:val="20"/>
                     </w:rPr>
-                    <w:tab/>
+                    <w:t xml:space="preserve">  </w:t>
                   </w:r>
                   <w:r>
                     <w:rPr>
@@ -2293,24 +2315,6 @@
                       <w:color w:val="1A1A1A"/>
                       <w:sz w:val="20"/>
                       <w:szCs w:val="20"/>
-                    </w:rPr>
-                    <w:t xml:space="preserve">Find y for the point (8, y).</w:t>
-                  </w:r>
-                  <w:r>
-                    <w:rPr>
-                      <w:rFonts w:ascii="Avenir Next" w:hAnsi="Avenir Next" w:cs="Avenir Next" w:eastAsia="Avenir Next"/>
-                      <w:color w:val="1A1A1A"/>
-                      <w:sz w:val="20"/>
-                      <w:szCs w:val="20"/>
-                    </w:rPr>
-                    <w:t xml:space="preserve">  </w:t>
-                  </w:r>
-                  <w:r>
-                    <w:rPr>
-                      <w:rFonts w:ascii="Avenir Next" w:hAnsi="Avenir Next" w:cs="Avenir Next" w:eastAsia="Avenir Next"/>
-                      <w:color w:val="1A1A1A"/>
-                      <w:sz w:val="20"/>
-                      <w:szCs w:val="20"/>
                       <w:u w:val="single"/>
                     </w:rPr>
                     <w:t xml:space="preserve">                </w:t>
@@ -2319,7 +2323,7 @@
                     <w:rPr>
                       <w:rFonts w:ascii="Avenir Next" w:hAnsi="Avenir Next" w:cs="Avenir Next" w:eastAsia="Avenir Next"/>
                       <w:color w:val="1A1A1A"/>
-                      <w:sz w:val="20"/>
+                      <w:sz w:val="22"/>
                       <w:szCs w:val="20"/>
                     </w:rPr>
                     <w:t xml:space="preserve"> dollars</w:t>
@@ -2339,25 +2343,25 @@
                       <w:rFonts w:ascii="Avenir Next" w:hAnsi="Avenir Next" w:cs="Avenir Next" w:eastAsia="Avenir Next"/>
                       <w:b/>
                       <w:color w:val="003A70"/>
+                      <w:sz w:val="22"/>
+                      <w:szCs w:val="20"/>
+                    </w:rPr>
+                    <w:t xml:space="preserve">c.</w:t>
+                  </w:r>
+                  <w:r>
+                    <w:rPr>
+                      <w:rFonts w:ascii="Avenir Next" w:hAnsi="Avenir Next" w:cs="Avenir Next" w:eastAsia="Avenir Next"/>
+                      <w:color w:val="1A1A1A"/>
                       <w:sz w:val="20"/>
                       <w:szCs w:val="20"/>
                     </w:rPr>
-                    <w:t xml:space="preserve">c.</w:t>
-                  </w:r>
-                  <w:r>
-                    <w:rPr>
-                      <w:rFonts w:ascii="Avenir Next" w:hAnsi="Avenir Next" w:cs="Avenir Next" w:eastAsia="Avenir Next"/>
-                      <w:color w:val="1A1A1A"/>
-                      <w:sz w:val="20"/>
-                      <w:szCs w:val="20"/>
-                    </w:rPr>
                     <w:tab/>
                   </w:r>
                   <w:r>
                     <w:rPr>
                       <w:rFonts w:ascii="Avenir Next" w:hAnsi="Avenir Next" w:cs="Avenir Next" w:eastAsia="Avenir Next"/>
                       <w:color w:val="1A1A1A"/>
-                      <w:sz w:val="20"/>
+                      <w:sz w:val="22"/>
                       <w:szCs w:val="20"/>
                     </w:rPr>
                     <w:t xml:space="preserve">Plot your points and label the point for 8 weeks.</w:t>
@@ -2378,7 +2382,7 @@
                     <w:drawing>
                       <wp:inline distT="0" distB="0" distL="0" distR="0">
                         <wp:extent cx="1920240" cy="1527463"/>
-                        <wp:docPr id="2" name="Figure 2"/>
+                        <wp:docPr id="2" name="Figure 2" descr="Coordinate grid. Horizontal axis Weeks: 0 to 8, ticks every 1. Vertical axis Dollars: 0 to 32, ticks every 4. Blank grid for the student to plot."/>
                         <a:graphic xmlns:a="http://schemas.openxmlformats.org/drawingml/2006/main">
                           <a:graphicData uri="http://schemas.openxmlformats.org/drawingml/2006/picture">
                             <pic:pic xmlns:pic="http://schemas.openxmlformats.org/drawingml/2006/picture">
@@ -2413,7 +2417,7 @@
           </w:tbl>
           <w:p>
             <w:pPr>
-              <w:spacing w:before="0" w:after="0" w:line="24" w:lineRule="auto"/>
+              <w:spacing w:before="0" w:after="0" w:line="50" w:lineRule="exact"/>
             </w:pPr>
           </w:p>
         </w:tc>
@@ -2421,12 +2425,12 @@
     </w:tbl>
     <w:p>
       <w:pPr>
-        <w:spacing w:before="0" w:after="0" w:line="20" w:lineRule="exact"/>
+        <w:spacing w:before="0" w:after="0" w:line="50" w:lineRule="exact"/>
       </w:pPr>
     </w:p>
     <w:p>
       <w:pPr>
-        <w:spacing w:before="0" w:after="0" w:line="20" w:lineRule="exact"/>
+        <w:spacing w:before="0" w:after="0" w:line="50" w:lineRule="exact"/>
       </w:pPr>
     </w:p>
     <w:tbl>
@@ -2476,18 +2480,18 @@
                 <w:rFonts w:ascii="Avenir Next" w:hAnsi="Avenir Next" w:cs="Avenir Next" w:eastAsia="Avenir Next"/>
                 <w:b/>
                 <w:color w:val="1A1A1A"/>
+                <w:sz w:val="22"/>
+                <w:szCs w:val="20"/>
+              </w:rPr>
+              <w:t xml:space="preserve">6.</w:t>
+            </w:r>
+            <w:r>
+              <w:rPr>
+                <w:rFonts w:ascii="Avenir Next" w:hAnsi="Avenir Next" w:cs="Avenir Next" w:eastAsia="Avenir Next"/>
+                <w:color w:val="1A1A1A"/>
                 <w:sz w:val="20"/>
                 <w:szCs w:val="20"/>
               </w:rPr>
-              <w:t xml:space="preserve">6.</w:t>
-            </w:r>
-            <w:r>
-              <w:rPr>
-                <w:rFonts w:ascii="Avenir Next" w:hAnsi="Avenir Next" w:cs="Avenir Next" w:eastAsia="Avenir Next"/>
-                <w:color w:val="1A1A1A"/>
-                <w:sz w:val="20"/>
-                <w:szCs w:val="20"/>
-              </w:rPr>
               <w:tab/>
             </w:r>
             <w:r>
@@ -2495,7 +2499,7 @@
                 <w:rFonts w:ascii="Avenir Next" w:hAnsi="Avenir Next" w:cs="Avenir Next" w:eastAsia="Avenir Next"/>
                 <w:b/>
                 <w:color w:val="1A1A1A"/>
-                <w:sz w:val="20"/>
+                <w:sz w:val="22"/>
                 <w:szCs w:val="20"/>
               </w:rPr>
               <w:t xml:space="preserve">Poster Printing.  </w:t>
@@ -2504,7 +2508,7 @@
               <w:rPr>
                 <w:rFonts w:ascii="Avenir Next" w:hAnsi="Avenir Next" w:cs="Avenir Next" w:eastAsia="Avenir Next"/>
                 <w:color w:val="1A1A1A"/>
-                <w:sz w:val="20"/>
+                <w:sz w:val="22"/>
                 <w:szCs w:val="20"/>
               </w:rPr>
               <w:t xml:space="preserve">A printer prints 8 posters each minute (x = minutes, y = posters).</w:t>
@@ -2521,7 +2525,7 @@
                 <w:rFonts w:ascii="Avenir Next" w:hAnsi="Avenir Next" w:cs="Avenir Next" w:eastAsia="Avenir Next"/>
                 <w:b/>
                 <w:color w:val="003A70"/>
-                <w:sz w:val="17"/>
+                <w:sz w:val="22"/>
                 <w:szCs w:val="17"/>
               </w:rPr>
               <w:t xml:space="preserve">Hint  </w:t>
@@ -2531,7 +2535,7 @@
                 <w:rFonts w:ascii="Avenir Next" w:hAnsi="Avenir Next" w:cs="Avenir Next" w:eastAsia="Avenir Next"/>
                 <w:i/>
                 <w:color w:val="5A5F66"/>
-                <w:sz w:val="17"/>
+                <w:sz w:val="22"/>
                 <w:szCs w:val="17"/>
               </w:rPr>
               <w:t xml:space="preserve">The equation is y = (rate) × x.</w:t>
@@ -2551,25 +2555,25 @@
                 <w:rFonts w:ascii="Avenir Next" w:hAnsi="Avenir Next" w:cs="Avenir Next" w:eastAsia="Avenir Next"/>
                 <w:b/>
                 <w:color w:val="003A70"/>
+                <w:sz w:val="22"/>
+                <w:szCs w:val="20"/>
+              </w:rPr>
+              <w:t xml:space="preserve">a.</w:t>
+            </w:r>
+            <w:r>
+              <w:rPr>
+                <w:rFonts w:ascii="Avenir Next" w:hAnsi="Avenir Next" w:cs="Avenir Next" w:eastAsia="Avenir Next"/>
+                <w:color w:val="1A1A1A"/>
                 <w:sz w:val="20"/>
                 <w:szCs w:val="20"/>
               </w:rPr>
-              <w:t xml:space="preserve">a.</w:t>
-            </w:r>
-            <w:r>
-              <w:rPr>
-                <w:rFonts w:ascii="Avenir Next" w:hAnsi="Avenir Next" w:cs="Avenir Next" w:eastAsia="Avenir Next"/>
-                <w:color w:val="1A1A1A"/>
-                <w:sz w:val="20"/>
-                <w:szCs w:val="20"/>
-              </w:rPr>
               <w:tab/>
             </w:r>
             <w:r>
               <w:rPr>
                 <w:rFonts w:ascii="Avenir Next" w:hAnsi="Avenir Next" w:cs="Avenir Next" w:eastAsia="Avenir Next"/>
                 <w:color w:val="1A1A1A"/>
-                <w:sz w:val="20"/>
+                <w:sz w:val="22"/>
                 <w:szCs w:val="20"/>
               </w:rPr>
               <w:t xml:space="preserve">Write the equation:  y =</w:t>
@@ -2608,25 +2612,25 @@
                 <w:rFonts w:ascii="Avenir Next" w:hAnsi="Avenir Next" w:cs="Avenir Next" w:eastAsia="Avenir Next"/>
                 <w:b/>
                 <w:color w:val="003A70"/>
+                <w:sz w:val="22"/>
+                <w:szCs w:val="20"/>
+              </w:rPr>
+              <w:t xml:space="preserve">b.</w:t>
+            </w:r>
+            <w:r>
+              <w:rPr>
+                <w:rFonts w:ascii="Avenir Next" w:hAnsi="Avenir Next" w:cs="Avenir Next" w:eastAsia="Avenir Next"/>
+                <w:color w:val="1A1A1A"/>
                 <w:sz w:val="20"/>
                 <w:szCs w:val="20"/>
               </w:rPr>
-              <w:t xml:space="preserve">b.</w:t>
-            </w:r>
-            <w:r>
-              <w:rPr>
-                <w:rFonts w:ascii="Avenir Next" w:hAnsi="Avenir Next" w:cs="Avenir Next" w:eastAsia="Avenir Next"/>
-                <w:color w:val="1A1A1A"/>
-                <w:sz w:val="20"/>
-                <w:szCs w:val="20"/>
-              </w:rPr>
               <w:tab/>
             </w:r>
             <w:r>
               <w:rPr>
                 <w:rFonts w:ascii="Avenir Next" w:hAnsi="Avenir Next" w:cs="Avenir Next" w:eastAsia="Avenir Next"/>
                 <w:color w:val="1A1A1A"/>
-                <w:sz w:val="20"/>
+                <w:sz w:val="22"/>
                 <w:szCs w:val="20"/>
               </w:rPr>
               <w:t xml:space="preserve">What does (0, 0) mean here?</w:t>
@@ -2656,12 +2660,12 @@
     </w:tbl>
     <w:p>
       <w:pPr>
-        <w:spacing w:before="0" w:after="0" w:line="20" w:lineRule="exact"/>
+        <w:spacing w:before="0" w:after="0" w:line="50" w:lineRule="exact"/>
       </w:pPr>
     </w:p>
     <w:p>
       <w:pPr>
-        <w:spacing w:before="0" w:after="0" w:line="20" w:lineRule="exact"/>
+        <w:spacing w:before="0" w:after="0" w:line="50" w:lineRule="exact"/>
       </w:pPr>
     </w:p>
     <w:tbl>
@@ -2711,18 +2715,18 @@
                 <w:rFonts w:ascii="Avenir Next" w:hAnsi="Avenir Next" w:cs="Avenir Next" w:eastAsia="Avenir Next"/>
                 <w:b/>
                 <w:color w:val="1A1A1A"/>
+                <w:sz w:val="22"/>
+                <w:szCs w:val="20"/>
+              </w:rPr>
+              <w:t xml:space="preserve">7.</w:t>
+            </w:r>
+            <w:r>
+              <w:rPr>
+                <w:rFonts w:ascii="Avenir Next" w:hAnsi="Avenir Next" w:cs="Avenir Next" w:eastAsia="Avenir Next"/>
+                <w:color w:val="1A1A1A"/>
                 <w:sz w:val="20"/>
                 <w:szCs w:val="20"/>
               </w:rPr>
-              <w:t xml:space="preserve">7.</w:t>
-            </w:r>
-            <w:r>
-              <w:rPr>
-                <w:rFonts w:ascii="Avenir Next" w:hAnsi="Avenir Next" w:cs="Avenir Next" w:eastAsia="Avenir Next"/>
-                <w:color w:val="1A1A1A"/>
-                <w:sz w:val="20"/>
-                <w:szCs w:val="20"/>
-              </w:rPr>
               <w:tab/>
             </w:r>
             <w:r>
@@ -2730,7 +2734,7 @@
                 <w:rFonts w:ascii="Avenir Next" w:hAnsi="Avenir Next" w:cs="Avenir Next" w:eastAsia="Avenir Next"/>
                 <w:b/>
                 <w:color w:val="1A1A1A"/>
-                <w:sz w:val="20"/>
+                <w:sz w:val="22"/>
                 <w:szCs w:val="20"/>
               </w:rPr>
               <w:t xml:space="preserve">Scooter Range.  </w:t>
@@ -2739,7 +2743,7 @@
               <w:rPr>
                 <w:rFonts w:ascii="Avenir Next" w:hAnsi="Avenir Next" w:cs="Avenir Next" w:eastAsia="Avenir Next"/>
                 <w:color w:val="1A1A1A"/>
-                <w:sz w:val="20"/>
+                <w:sz w:val="22"/>
                 <w:szCs w:val="20"/>
               </w:rPr>
               <w:t xml:space="preserve">A scooter goes 15 miles on each battery charge (x = charges, y = miles). Which point is on its graph: (2, 25), (3, 45) or (4, 55)?</w:t>
@@ -2756,7 +2760,7 @@
                 <w:rFonts w:ascii="Avenir Next" w:hAnsi="Avenir Next" w:cs="Avenir Next" w:eastAsia="Avenir Next"/>
                 <w:b/>
                 <w:color w:val="003A70"/>
-                <w:sz w:val="17"/>
+                <w:sz w:val="22"/>
                 <w:szCs w:val="17"/>
               </w:rPr>
               <w:t xml:space="preserve">Hint  </w:t>
@@ -2766,7 +2770,7 @@
                 <w:rFonts w:ascii="Avenir Next" w:hAnsi="Avenir Next" w:cs="Avenir Next" w:eastAsia="Avenir Next"/>
                 <w:i/>
                 <w:color w:val="5A5F66"/>
-                <w:sz w:val="17"/>
+                <w:sz w:val="22"/>
                 <w:szCs w:val="17"/>
               </w:rPr>
               <w:t xml:space="preserve">Multiply each x by 15. Does it match y?</w:t>
@@ -2774,7 +2778,7 @@
           </w:p>
           <w:p>
             <w:pPr>
-              <w:spacing w:before="0" w:after="0" w:line="60" w:lineRule="auto"/>
+              <w:spacing w:before="0" w:after="0" w:line="50" w:lineRule="exact"/>
             </w:pPr>
           </w:p>
           <w:tbl>
@@ -2843,7 +2847,7 @@
                 <w:rFonts w:ascii="Avenir Next" w:hAnsi="Avenir Next" w:cs="Avenir Next" w:eastAsia="Avenir Next"/>
                 <w:b/>
                 <w:color w:val="1A1A1A"/>
-                <w:sz w:val="18"/>
+                <w:sz w:val="22"/>
                 <w:szCs w:val="18"/>
               </w:rPr>
               <w:t xml:space="preserve">Point</w:t>
@@ -2863,12 +2867,12 @@
     </w:tbl>
     <w:p>
       <w:pPr>
-        <w:spacing w:before="0" w:after="0" w:line="20" w:lineRule="exact"/>
+        <w:spacing w:before="0" w:after="0" w:line="50" w:lineRule="exact"/>
       </w:pPr>
     </w:p>
     <w:p>
       <w:pPr>
-        <w:spacing w:before="0" w:after="0" w:line="20" w:lineRule="exact"/>
+        <w:spacing w:before="0" w:after="0" w:line="50" w:lineRule="exact"/>
       </w:pPr>
     </w:p>
     <w:tbl>
@@ -2918,18 +2922,18 @@
                 <w:rFonts w:ascii="Avenir Next" w:hAnsi="Avenir Next" w:cs="Avenir Next" w:eastAsia="Avenir Next"/>
                 <w:b/>
                 <w:color w:val="1A1A1A"/>
+                <w:sz w:val="22"/>
+                <w:szCs w:val="20"/>
+              </w:rPr>
+              <w:t xml:space="preserve">8.</w:t>
+            </w:r>
+            <w:r>
+              <w:rPr>
+                <w:rFonts w:ascii="Avenir Next" w:hAnsi="Avenir Next" w:cs="Avenir Next" w:eastAsia="Avenir Next"/>
+                <w:color w:val="1A1A1A"/>
                 <w:sz w:val="20"/>
                 <w:szCs w:val="20"/>
               </w:rPr>
-              <w:t xml:space="preserve">8.</w:t>
-            </w:r>
-            <w:r>
-              <w:rPr>
-                <w:rFonts w:ascii="Avenir Next" w:hAnsi="Avenir Next" w:cs="Avenir Next" w:eastAsia="Avenir Next"/>
-                <w:color w:val="1A1A1A"/>
-                <w:sz w:val="20"/>
-                <w:szCs w:val="20"/>
-              </w:rPr>
               <w:tab/>
             </w:r>
             <w:r>
@@ -2937,7 +2941,7 @@
                 <w:rFonts w:ascii="Avenir Next" w:hAnsi="Avenir Next" w:cs="Avenir Next" w:eastAsia="Avenir Next"/>
                 <w:b/>
                 <w:color w:val="1A1A1A"/>
-                <w:sz w:val="20"/>
+                <w:sz w:val="22"/>
                 <w:szCs w:val="20"/>
               </w:rPr>
               <w:t xml:space="preserve">Two Stores.  </w:t>
@@ -2946,7 +2950,7 @@
               <w:rPr>
                 <w:rFonts w:ascii="Avenir Next" w:hAnsi="Avenir Next" w:cs="Avenir Next" w:eastAsia="Avenir Next"/>
                 <w:color w:val="1A1A1A"/>
-                <w:sz w:val="20"/>
+                <w:sz w:val="22"/>
                 <w:szCs w:val="20"/>
               </w:rPr>
               <w:t xml:space="preserve">Store A sells notebooks at 3 for $6. Store B sells them at 4 for $10. Graph x = notebooks, y = cost.</w:t>
@@ -2966,25 +2970,25 @@
                 <w:rFonts w:ascii="Avenir Next" w:hAnsi="Avenir Next" w:cs="Avenir Next" w:eastAsia="Avenir Next"/>
                 <w:b/>
                 <w:color w:val="003A70"/>
+                <w:sz w:val="22"/>
+                <w:szCs w:val="20"/>
+              </w:rPr>
+              <w:t xml:space="preserve">a.</w:t>
+            </w:r>
+            <w:r>
+              <w:rPr>
+                <w:rFonts w:ascii="Avenir Next" w:hAnsi="Avenir Next" w:cs="Avenir Next" w:eastAsia="Avenir Next"/>
+                <w:color w:val="1A1A1A"/>
                 <w:sz w:val="20"/>
                 <w:szCs w:val="20"/>
               </w:rPr>
-              <w:t xml:space="preserve">a.</w:t>
-            </w:r>
-            <w:r>
-              <w:rPr>
-                <w:rFonts w:ascii="Avenir Next" w:hAnsi="Avenir Next" w:cs="Avenir Next" w:eastAsia="Avenir Next"/>
-                <w:color w:val="1A1A1A"/>
-                <w:sz w:val="20"/>
-                <w:szCs w:val="20"/>
-              </w:rPr>
               <w:tab/>
             </w:r>
             <w:r>
               <w:rPr>
                 <w:rFonts w:ascii="Avenir Next" w:hAnsi="Avenir Next" w:cs="Avenir Next" w:eastAsia="Avenir Next"/>
                 <w:color w:val="1A1A1A"/>
-                <w:sz w:val="20"/>
+                <w:sz w:val="22"/>
                 <w:szCs w:val="20"/>
               </w:rPr>
               <w:t xml:space="preserve">Cost of 12 notebooks at each store:</w:t>
@@ -3023,10 +3027,28 @@
                 <w:rFonts w:ascii="Avenir Next" w:hAnsi="Avenir Next" w:cs="Avenir Next" w:eastAsia="Avenir Next"/>
                 <w:b/>
                 <w:color w:val="003A70"/>
+                <w:sz w:val="22"/>
+                <w:szCs w:val="20"/>
+              </w:rPr>
+              <w:t xml:space="preserve">b.</w:t>
+            </w:r>
+            <w:r>
+              <w:rPr>
+                <w:rFonts w:ascii="Avenir Next" w:hAnsi="Avenir Next" w:cs="Avenir Next" w:eastAsia="Avenir Next"/>
+                <w:color w:val="1A1A1A"/>
                 <w:sz w:val="20"/>
                 <w:szCs w:val="20"/>
               </w:rPr>
-              <w:t xml:space="preserve">b.</w:t>
+              <w:tab/>
+            </w:r>
+            <w:r>
+              <w:rPr>
+                <w:rFonts w:ascii="Avenir Next" w:hAnsi="Avenir Next" w:cs="Avenir Next" w:eastAsia="Avenir Next"/>
+                <w:color w:val="1A1A1A"/>
+                <w:sz w:val="22"/>
+                <w:szCs w:val="20"/>
+              </w:rPr>
+              <w:t xml:space="preserve">Whose line is steeper? What does steeper mean here?</w:t>
             </w:r>
             <w:r>
               <w:rPr>
@@ -3035,7 +3057,7 @@
                 <w:sz w:val="20"/>
                 <w:szCs w:val="20"/>
               </w:rPr>
-              <w:tab/>
+              <w:t xml:space="preserve">  </w:t>
             </w:r>
             <w:r>
               <w:rPr>
@@ -3043,24 +3065,6 @@
                 <w:color w:val="1A1A1A"/>
                 <w:sz w:val="20"/>
                 <w:szCs w:val="20"/>
-              </w:rPr>
-              <w:t xml:space="preserve">Whose line is steeper? What does steeper mean here?</w:t>
-            </w:r>
-            <w:r>
-              <w:rPr>
-                <w:rFonts w:ascii="Avenir Next" w:hAnsi="Avenir Next" w:cs="Avenir Next" w:eastAsia="Avenir Next"/>
-                <w:color w:val="1A1A1A"/>
-                <w:sz w:val="20"/>
-                <w:szCs w:val="20"/>
-              </w:rPr>
-              <w:t xml:space="preserve">  </w:t>
-            </w:r>
-            <w:r>
-              <w:rPr>
-                <w:rFonts w:ascii="Avenir Next" w:hAnsi="Avenir Next" w:cs="Avenir Next" w:eastAsia="Avenir Next"/>
-                <w:color w:val="1A1A1A"/>
-                <w:sz w:val="20"/>
-                <w:szCs w:val="20"/>
                 <w:u w:val="single"/>
               </w:rPr>
               <w:t xml:space="preserve">                      </w:t>
@@ -3068,7 +3072,7 @@
           </w:p>
           <w:p>
             <w:pPr>
-              <w:spacing w:before="0" w:after="0" w:line="60" w:lineRule="auto"/>
+              <w:spacing w:before="0" w:after="0" w:line="50" w:lineRule="exact"/>
             </w:pPr>
           </w:p>
           <w:tbl>
@@ -3126,7 +3130,7 @@
           </w:tbl>
           <w:p>
             <w:pPr>
-              <w:spacing w:before="0" w:after="0" w:line="24" w:lineRule="auto"/>
+              <w:spacing w:before="0" w:after="0" w:line="50" w:lineRule="exact"/>
             </w:pPr>
           </w:p>
         </w:tc>
@@ -3134,11 +3138,12 @@
     </w:tbl>
     <w:p>
       <w:pPr>
-        <w:spacing w:before="0" w:after="0" w:line="20" w:lineRule="exact"/>
+        <w:spacing w:before="0" w:after="0" w:line="50" w:lineRule="exact"/>
       </w:pPr>
     </w:p>
     <w:p>
       <w:pPr>
+        <w:pStyle w:val="Heading2"/>
         <w:keepNext/>
         <w:pBdr>
           <w:bottom w:val="single" w:sz="8" w:space="3" w:color="003A70"/>
@@ -3154,7 +3159,7 @@
           <w:b/>
           <w:color w:val="003A70"/>
           <w:spacing w:val="14"/>
-          <w:sz w:val="19"/>
+          <w:sz w:val="22"/>
           <w:szCs w:val="19"/>
         </w:rPr>
         <w:t xml:space="preserve">FIND THE ERROR</w:t>
@@ -3173,7 +3178,7 @@
           <w:rFonts w:ascii="Avenir Next" w:hAnsi="Avenir Next" w:cs="Avenir Next" w:eastAsia="Avenir Next"/>
           <w:i/>
           <w:color w:val="5A5F66"/>
-          <w:sz w:val="17"/>
+          <w:sz w:val="22"/>
           <w:szCs w:val="17"/>
         </w:rPr>
         <w:t xml:space="preserve">explain the mistake, then fix it</w:t>
@@ -3181,7 +3186,7 @@
     </w:p>
     <w:p>
       <w:pPr>
-        <w:spacing w:before="0" w:after="0" w:line="20" w:lineRule="exact"/>
+        <w:spacing w:before="0" w:after="0" w:line="50" w:lineRule="exact"/>
       </w:pPr>
     </w:p>
     <w:tbl>
@@ -3231,18 +3236,18 @@
                 <w:rFonts w:ascii="Avenir Next" w:hAnsi="Avenir Next" w:cs="Avenir Next" w:eastAsia="Avenir Next"/>
                 <w:b/>
                 <w:color w:val="1A1A1A"/>
+                <w:sz w:val="22"/>
+                <w:szCs w:val="20"/>
+              </w:rPr>
+              <w:t xml:space="preserve">9.</w:t>
+            </w:r>
+            <w:r>
+              <w:rPr>
+                <w:rFonts w:ascii="Avenir Next" w:hAnsi="Avenir Next" w:cs="Avenir Next" w:eastAsia="Avenir Next"/>
+                <w:color w:val="1A1A1A"/>
                 <w:sz w:val="20"/>
                 <w:szCs w:val="20"/>
               </w:rPr>
-              <w:t xml:space="preserve">9.</w:t>
-            </w:r>
-            <w:r>
-              <w:rPr>
-                <w:rFonts w:ascii="Avenir Next" w:hAnsi="Avenir Next" w:cs="Avenir Next" w:eastAsia="Avenir Next"/>
-                <w:color w:val="1A1A1A"/>
-                <w:sz w:val="20"/>
-                <w:szCs w:val="20"/>
-              </w:rPr>
               <w:tab/>
             </w:r>
             <w:r>
@@ -3250,7 +3255,7 @@
                 <w:rFonts w:ascii="Avenir Next" w:hAnsi="Avenir Next" w:cs="Avenir Next" w:eastAsia="Avenir Next"/>
                 <w:b/>
                 <w:color w:val="1A1A1A"/>
-                <w:sz w:val="20"/>
+                <w:sz w:val="22"/>
                 <w:szCs w:val="20"/>
               </w:rPr>
               <w:t xml:space="preserve">Chloe’s Work.  </w:t>
@@ -3259,7 +3264,7 @@
               <w:rPr>
                 <w:rFonts w:ascii="Avenir Next" w:hAnsi="Avenir Next" w:cs="Avenir Next" w:eastAsia="Avenir Next"/>
                 <w:color w:val="1A1A1A"/>
-                <w:sz w:val="20"/>
+                <w:sz w:val="22"/>
                 <w:szCs w:val="20"/>
               </w:rPr>
               <w:t xml:space="preserve">A car travels 50 miles each hour (x = hours, y = miles). Chloe plotted the points (50, 1) and (100, 2). Explain her mistake and write the correct points.</w:t>
@@ -3305,7 +3310,7 @@
                 </w:tcPr>
                 <w:p>
                   <w:pPr>
-                    <w:spacing w:before="0" w:after="0" w:line="240" w:lineRule="auto"/>
+                    <w:spacing w:before="0" w:after="0" w:line="50" w:lineRule="exact"/>
                   </w:pPr>
                 </w:p>
               </w:tc>
@@ -3325,7 +3330,7 @@
                 </w:tcPr>
                 <w:p>
                   <w:pPr>
-                    <w:spacing w:before="0" w:after="0" w:line="240" w:lineRule="auto"/>
+                    <w:spacing w:before="0" w:after="0" w:line="50" w:lineRule="exact"/>
                   </w:pPr>
                 </w:p>
               </w:tc>
@@ -3345,7 +3350,7 @@
                 </w:tcPr>
                 <w:p>
                   <w:pPr>
-                    <w:spacing w:before="0" w:after="0" w:line="240" w:lineRule="auto"/>
+                    <w:spacing w:before="0" w:after="0" w:line="50" w:lineRule="exact"/>
                   </w:pPr>
                 </w:p>
               </w:tc>
@@ -3353,7 +3358,7 @@
           </w:tbl>
           <w:p>
             <w:pPr>
-              <w:spacing w:before="0" w:after="0" w:line="24" w:lineRule="auto"/>
+              <w:spacing w:before="0" w:after="0" w:line="50" w:lineRule="exact"/>
             </w:pPr>
           </w:p>
         </w:tc>
@@ -3361,11 +3366,12 @@
     </w:tbl>
     <w:p>
       <w:pPr>
-        <w:spacing w:before="0" w:after="0" w:line="20" w:lineRule="exact"/>
+        <w:spacing w:before="0" w:after="0" w:line="50" w:lineRule="exact"/>
       </w:pPr>
     </w:p>
     <w:p>
       <w:pPr>
+        <w:pStyle w:val="Heading2"/>
         <w:keepNext/>
         <w:pBdr>
           <w:bottom w:val="single" w:sz="8" w:space="3" w:color="003A70"/>
@@ -3381,7 +3387,7 @@
           <w:b/>
           <w:color w:val="003A70"/>
           <w:spacing w:val="14"/>
-          <w:sz w:val="19"/>
+          <w:sz w:val="22"/>
           <w:szCs w:val="19"/>
         </w:rPr>
         <w:t xml:space="preserve">TEST PRACTICE</w:t>
@@ -3400,7 +3406,7 @@
           <w:rFonts w:ascii="Avenir Next" w:hAnsi="Avenir Next" w:cs="Avenir Next" w:eastAsia="Avenir Next"/>
           <w:i/>
           <w:color w:val="5A5F66"/>
-          <w:sz w:val="17"/>
+          <w:sz w:val="22"/>
           <w:szCs w:val="17"/>
         </w:rPr>
         <w:t xml:space="preserve">choose the best answer</w:t>
@@ -3408,7 +3414,7 @@
     </w:p>
     <w:p>
       <w:pPr>
-        <w:spacing w:before="0" w:after="0" w:line="20" w:lineRule="exact"/>
+        <w:spacing w:before="0" w:after="0" w:line="50" w:lineRule="exact"/>
       </w:pPr>
     </w:p>
     <w:tbl>
@@ -3458,25 +3464,25 @@
                 <w:rFonts w:ascii="Avenir Next" w:hAnsi="Avenir Next" w:cs="Avenir Next" w:eastAsia="Avenir Next"/>
                 <w:b/>
                 <w:color w:val="1A1A1A"/>
+                <w:sz w:val="22"/>
+                <w:szCs w:val="20"/>
+              </w:rPr>
+              <w:t xml:space="preserve">10.</w:t>
+            </w:r>
+            <w:r>
+              <w:rPr>
+                <w:rFonts w:ascii="Avenir Next" w:hAnsi="Avenir Next" w:cs="Avenir Next" w:eastAsia="Avenir Next"/>
+                <w:color w:val="1A1A1A"/>
                 <w:sz w:val="20"/>
                 <w:szCs w:val="20"/>
               </w:rPr>
-              <w:t xml:space="preserve">10.</w:t>
-            </w:r>
-            <w:r>
-              <w:rPr>
-                <w:rFonts w:ascii="Avenir Next" w:hAnsi="Avenir Next" w:cs="Avenir Next" w:eastAsia="Avenir Next"/>
-                <w:color w:val="1A1A1A"/>
-                <w:sz w:val="20"/>
-                <w:szCs w:val="20"/>
-              </w:rPr>
               <w:tab/>
             </w:r>
             <w:r>
               <w:rPr>
                 <w:rFonts w:ascii="Avenir Next" w:hAnsi="Avenir Next" w:cs="Avenir Next" w:eastAsia="Avenir Next"/>
                 <w:color w:val="1A1A1A"/>
-                <w:sz w:val="20"/>
+                <w:sz w:val="22"/>
                 <w:szCs w:val="20"/>
               </w:rPr>
               <w:t xml:space="preserve">In the ordered pair (4, 12), the number 4 is the —</w:t>
@@ -3532,25 +3538,25 @@
                       <w:rFonts w:ascii="Avenir Next" w:hAnsi="Avenir Next" w:cs="Avenir Next" w:eastAsia="Avenir Next"/>
                       <w:b/>
                       <w:color w:val="003A70"/>
+                      <w:sz w:val="22"/>
+                      <w:szCs w:val="19"/>
+                    </w:rPr>
+                    <w:t xml:space="preserve">A</w:t>
+                  </w:r>
+                  <w:r>
+                    <w:rPr>
+                      <w:rFonts w:ascii="Avenir Next" w:hAnsi="Avenir Next" w:cs="Avenir Next" w:eastAsia="Avenir Next"/>
+                      <w:color w:val="1A1A1A"/>
                       <w:sz w:val="19"/>
                       <w:szCs w:val="19"/>
                     </w:rPr>
-                    <w:t xml:space="preserve">A</w:t>
-                  </w:r>
-                  <w:r>
-                    <w:rPr>
-                      <w:rFonts w:ascii="Avenir Next" w:hAnsi="Avenir Next" w:cs="Avenir Next" w:eastAsia="Avenir Next"/>
-                      <w:color w:val="1A1A1A"/>
-                      <w:sz w:val="19"/>
-                      <w:szCs w:val="19"/>
-                    </w:rPr>
                     <w:tab/>
                   </w:r>
                   <w:r>
                     <w:rPr>
                       <w:rFonts w:ascii="Avenir Next" w:hAnsi="Avenir Next" w:cs="Avenir Next" w:eastAsia="Avenir Next"/>
                       <w:color w:val="1A1A1A"/>
-                      <w:sz w:val="19"/>
+                      <w:sz w:val="22"/>
                       <w:szCs w:val="19"/>
                     </w:rPr>
                     <w:t xml:space="preserve">x-value</w:t>
@@ -3575,25 +3581,25 @@
                       <w:rFonts w:ascii="Avenir Next" w:hAnsi="Avenir Next" w:cs="Avenir Next" w:eastAsia="Avenir Next"/>
                       <w:b/>
                       <w:color w:val="003A70"/>
+                      <w:sz w:val="22"/>
+                      <w:szCs w:val="19"/>
+                    </w:rPr>
+                    <w:t xml:space="preserve">B</w:t>
+                  </w:r>
+                  <w:r>
+                    <w:rPr>
+                      <w:rFonts w:ascii="Avenir Next" w:hAnsi="Avenir Next" w:cs="Avenir Next" w:eastAsia="Avenir Next"/>
+                      <w:color w:val="1A1A1A"/>
                       <w:sz w:val="19"/>
                       <w:szCs w:val="19"/>
                     </w:rPr>
-                    <w:t xml:space="preserve">B</w:t>
-                  </w:r>
-                  <w:r>
-                    <w:rPr>
-                      <w:rFonts w:ascii="Avenir Next" w:hAnsi="Avenir Next" w:cs="Avenir Next" w:eastAsia="Avenir Next"/>
-                      <w:color w:val="1A1A1A"/>
-                      <w:sz w:val="19"/>
-                      <w:szCs w:val="19"/>
-                    </w:rPr>
                     <w:tab/>
                   </w:r>
                   <w:r>
                     <w:rPr>
                       <w:rFonts w:ascii="Avenir Next" w:hAnsi="Avenir Next" w:cs="Avenir Next" w:eastAsia="Avenir Next"/>
                       <w:color w:val="1A1A1A"/>
-                      <w:sz w:val="19"/>
+                      <w:sz w:val="22"/>
                       <w:szCs w:val="19"/>
                     </w:rPr>
                     <w:t xml:space="preserve">y-value</w:t>
@@ -3618,25 +3624,25 @@
                       <w:rFonts w:ascii="Avenir Next" w:hAnsi="Avenir Next" w:cs="Avenir Next" w:eastAsia="Avenir Next"/>
                       <w:b/>
                       <w:color w:val="003A70"/>
+                      <w:sz w:val="22"/>
+                      <w:szCs w:val="19"/>
+                    </w:rPr>
+                    <w:t xml:space="preserve">C</w:t>
+                  </w:r>
+                  <w:r>
+                    <w:rPr>
+                      <w:rFonts w:ascii="Avenir Next" w:hAnsi="Avenir Next" w:cs="Avenir Next" w:eastAsia="Avenir Next"/>
+                      <w:color w:val="1A1A1A"/>
                       <w:sz w:val="19"/>
                       <w:szCs w:val="19"/>
                     </w:rPr>
-                    <w:t xml:space="preserve">C</w:t>
-                  </w:r>
-                  <w:r>
-                    <w:rPr>
-                      <w:rFonts w:ascii="Avenir Next" w:hAnsi="Avenir Next" w:cs="Avenir Next" w:eastAsia="Avenir Next"/>
-                      <w:color w:val="1A1A1A"/>
-                      <w:sz w:val="19"/>
-                      <w:szCs w:val="19"/>
-                    </w:rPr>
                     <w:tab/>
                   </w:r>
                   <w:r>
                     <w:rPr>
                       <w:rFonts w:ascii="Avenir Next" w:hAnsi="Avenir Next" w:cs="Avenir Next" w:eastAsia="Avenir Next"/>
                       <w:color w:val="1A1A1A"/>
-                      <w:sz w:val="19"/>
+                      <w:sz w:val="22"/>
                       <w:szCs w:val="19"/>
                     </w:rPr>
                     <w:t xml:space="preserve">unit rate</w:t>
@@ -3661,25 +3667,25 @@
                       <w:rFonts w:ascii="Avenir Next" w:hAnsi="Avenir Next" w:cs="Avenir Next" w:eastAsia="Avenir Next"/>
                       <w:b/>
                       <w:color w:val="003A70"/>
+                      <w:sz w:val="22"/>
+                      <w:szCs w:val="19"/>
+                    </w:rPr>
+                    <w:t xml:space="preserve">D</w:t>
+                  </w:r>
+                  <w:r>
+                    <w:rPr>
+                      <w:rFonts w:ascii="Avenir Next" w:hAnsi="Avenir Next" w:cs="Avenir Next" w:eastAsia="Avenir Next"/>
+                      <w:color w:val="1A1A1A"/>
                       <w:sz w:val="19"/>
                       <w:szCs w:val="19"/>
                     </w:rPr>
-                    <w:t xml:space="preserve">D</w:t>
-                  </w:r>
-                  <w:r>
-                    <w:rPr>
-                      <w:rFonts w:ascii="Avenir Next" w:hAnsi="Avenir Next" w:cs="Avenir Next" w:eastAsia="Avenir Next"/>
-                      <w:color w:val="1A1A1A"/>
-                      <w:sz w:val="19"/>
-                      <w:szCs w:val="19"/>
-                    </w:rPr>
                     <w:tab/>
                   </w:r>
                   <w:r>
                     <w:rPr>
                       <w:rFonts w:ascii="Avenir Next" w:hAnsi="Avenir Next" w:cs="Avenir Next" w:eastAsia="Avenir Next"/>
                       <w:color w:val="1A1A1A"/>
-                      <w:sz w:val="19"/>
+                      <w:sz w:val="22"/>
                       <w:szCs w:val="19"/>
                     </w:rPr>
                     <w:t xml:space="preserve">origin</w:t>
@@ -3690,7 +3696,7 @@
           </w:tbl>
           <w:p>
             <w:pPr>
-              <w:spacing w:before="0" w:after="0" w:line="24" w:lineRule="auto"/>
+              <w:spacing w:before="0" w:after="0" w:line="50" w:lineRule="exact"/>
             </w:pPr>
           </w:p>
         </w:tc>
@@ -3698,12 +3704,12 @@
     </w:tbl>
     <w:p>
       <w:pPr>
-        <w:spacing w:before="0" w:after="0" w:line="20" w:lineRule="exact"/>
+        <w:spacing w:before="0" w:after="0" w:line="50" w:lineRule="exact"/>
       </w:pPr>
     </w:p>
     <w:p>
       <w:pPr>
-        <w:spacing w:before="0" w:after="0" w:line="20" w:lineRule="exact"/>
+        <w:spacing w:before="0" w:after="0" w:line="50" w:lineRule="exact"/>
       </w:pPr>
     </w:p>
     <w:tbl>
@@ -3753,25 +3759,25 @@
                 <w:rFonts w:ascii="Avenir Next" w:hAnsi="Avenir Next" w:cs="Avenir Next" w:eastAsia="Avenir Next"/>
                 <w:b/>
                 <w:color w:val="1A1A1A"/>
+                <w:sz w:val="22"/>
+                <w:szCs w:val="20"/>
+              </w:rPr>
+              <w:t xml:space="preserve">11.</w:t>
+            </w:r>
+            <w:r>
+              <w:rPr>
+                <w:rFonts w:ascii="Avenir Next" w:hAnsi="Avenir Next" w:cs="Avenir Next" w:eastAsia="Avenir Next"/>
+                <w:color w:val="1A1A1A"/>
                 <w:sz w:val="20"/>
                 <w:szCs w:val="20"/>
               </w:rPr>
-              <w:t xml:space="preserve">11.</w:t>
-            </w:r>
-            <w:r>
-              <w:rPr>
-                <w:rFonts w:ascii="Avenir Next" w:hAnsi="Avenir Next" w:cs="Avenir Next" w:eastAsia="Avenir Next"/>
-                <w:color w:val="1A1A1A"/>
-                <w:sz w:val="20"/>
-                <w:szCs w:val="20"/>
-              </w:rPr>
               <w:tab/>
             </w:r>
             <w:r>
               <w:rPr>
                 <w:rFonts w:ascii="Avenir Next" w:hAnsi="Avenir Next" w:cs="Avenir Next" w:eastAsia="Avenir Next"/>
                 <w:color w:val="1A1A1A"/>
-                <w:sz w:val="20"/>
+                <w:sz w:val="22"/>
                 <w:szCs w:val="20"/>
               </w:rPr>
               <w:t xml:space="preserve">The ratio of x to y is 1 : 6. Which ordered pair has x = 3?</w:t>
@@ -3827,25 +3833,25 @@
                       <w:rFonts w:ascii="Avenir Next" w:hAnsi="Avenir Next" w:cs="Avenir Next" w:eastAsia="Avenir Next"/>
                       <w:b/>
                       <w:color w:val="003A70"/>
+                      <w:sz w:val="22"/>
+                      <w:szCs w:val="19"/>
+                    </w:rPr>
+                    <w:t xml:space="preserve">A</w:t>
+                  </w:r>
+                  <w:r>
+                    <w:rPr>
+                      <w:rFonts w:ascii="Avenir Next" w:hAnsi="Avenir Next" w:cs="Avenir Next" w:eastAsia="Avenir Next"/>
+                      <w:color w:val="1A1A1A"/>
                       <w:sz w:val="19"/>
                       <w:szCs w:val="19"/>
                     </w:rPr>
-                    <w:t xml:space="preserve">A</w:t>
-                  </w:r>
-                  <w:r>
-                    <w:rPr>
-                      <w:rFonts w:ascii="Avenir Next" w:hAnsi="Avenir Next" w:cs="Avenir Next" w:eastAsia="Avenir Next"/>
-                      <w:color w:val="1A1A1A"/>
-                      <w:sz w:val="19"/>
-                      <w:szCs w:val="19"/>
-                    </w:rPr>
                     <w:tab/>
                   </w:r>
                   <w:r>
                     <w:rPr>
                       <w:rFonts w:ascii="Avenir Next" w:hAnsi="Avenir Next" w:cs="Avenir Next" w:eastAsia="Avenir Next"/>
                       <w:color w:val="1A1A1A"/>
-                      <w:sz w:val="19"/>
+                      <w:sz w:val="22"/>
                       <w:szCs w:val="19"/>
                     </w:rPr>
                     <w:t xml:space="preserve">(3, 9)</w:t>
@@ -3870,25 +3876,25 @@
                       <w:rFonts w:ascii="Avenir Next" w:hAnsi="Avenir Next" w:cs="Avenir Next" w:eastAsia="Avenir Next"/>
                       <w:b/>
                       <w:color w:val="003A70"/>
+                      <w:sz w:val="22"/>
+                      <w:szCs w:val="19"/>
+                    </w:rPr>
+                    <w:t xml:space="preserve">B</w:t>
+                  </w:r>
+                  <w:r>
+                    <w:rPr>
+                      <w:rFonts w:ascii="Avenir Next" w:hAnsi="Avenir Next" w:cs="Avenir Next" w:eastAsia="Avenir Next"/>
+                      <w:color w:val="1A1A1A"/>
                       <w:sz w:val="19"/>
                       <w:szCs w:val="19"/>
                     </w:rPr>
-                    <w:t xml:space="preserve">B</w:t>
-                  </w:r>
-                  <w:r>
-                    <w:rPr>
-                      <w:rFonts w:ascii="Avenir Next" w:hAnsi="Avenir Next" w:cs="Avenir Next" w:eastAsia="Avenir Next"/>
-                      <w:color w:val="1A1A1A"/>
-                      <w:sz w:val="19"/>
-                      <w:szCs w:val="19"/>
-                    </w:rPr>
                     <w:tab/>
                   </w:r>
                   <w:r>
                     <w:rPr>
                       <w:rFonts w:ascii="Avenir Next" w:hAnsi="Avenir Next" w:cs="Avenir Next" w:eastAsia="Avenir Next"/>
                       <w:color w:val="1A1A1A"/>
-                      <w:sz w:val="19"/>
+                      <w:sz w:val="22"/>
                       <w:szCs w:val="19"/>
                     </w:rPr>
                     <w:t xml:space="preserve">(3, 18)</w:t>
@@ -3913,25 +3919,25 @@
                       <w:rFonts w:ascii="Avenir Next" w:hAnsi="Avenir Next" w:cs="Avenir Next" w:eastAsia="Avenir Next"/>
                       <w:b/>
                       <w:color w:val="003A70"/>
+                      <w:sz w:val="22"/>
+                      <w:szCs w:val="19"/>
+                    </w:rPr>
+                    <w:t xml:space="preserve">C</w:t>
+                  </w:r>
+                  <w:r>
+                    <w:rPr>
+                      <w:rFonts w:ascii="Avenir Next" w:hAnsi="Avenir Next" w:cs="Avenir Next" w:eastAsia="Avenir Next"/>
+                      <w:color w:val="1A1A1A"/>
                       <w:sz w:val="19"/>
                       <w:szCs w:val="19"/>
                     </w:rPr>
-                    <w:t xml:space="preserve">C</w:t>
-                  </w:r>
-                  <w:r>
-                    <w:rPr>
-                      <w:rFonts w:ascii="Avenir Next" w:hAnsi="Avenir Next" w:cs="Avenir Next" w:eastAsia="Avenir Next"/>
-                      <w:color w:val="1A1A1A"/>
-                      <w:sz w:val="19"/>
-                      <w:szCs w:val="19"/>
-                    </w:rPr>
                     <w:tab/>
                   </w:r>
                   <w:r>
                     <w:rPr>
                       <w:rFonts w:ascii="Avenir Next" w:hAnsi="Avenir Next" w:cs="Avenir Next" w:eastAsia="Avenir Next"/>
                       <w:color w:val="1A1A1A"/>
-                      <w:sz w:val="19"/>
+                      <w:sz w:val="22"/>
                       <w:szCs w:val="19"/>
                     </w:rPr>
                     <w:t xml:space="preserve">(18, 3)</w:t>
@@ -3956,25 +3962,25 @@
                       <w:rFonts w:ascii="Avenir Next" w:hAnsi="Avenir Next" w:cs="Avenir Next" w:eastAsia="Avenir Next"/>
                       <w:b/>
                       <w:color w:val="003A70"/>
+                      <w:sz w:val="22"/>
+                      <w:szCs w:val="19"/>
+                    </w:rPr>
+                    <w:t xml:space="preserve">D</w:t>
+                  </w:r>
+                  <w:r>
+                    <w:rPr>
+                      <w:rFonts w:ascii="Avenir Next" w:hAnsi="Avenir Next" w:cs="Avenir Next" w:eastAsia="Avenir Next"/>
+                      <w:color w:val="1A1A1A"/>
                       <w:sz w:val="19"/>
                       <w:szCs w:val="19"/>
                     </w:rPr>
-                    <w:t xml:space="preserve">D</w:t>
-                  </w:r>
-                  <w:r>
-                    <w:rPr>
-                      <w:rFonts w:ascii="Avenir Next" w:hAnsi="Avenir Next" w:cs="Avenir Next" w:eastAsia="Avenir Next"/>
-                      <w:color w:val="1A1A1A"/>
-                      <w:sz w:val="19"/>
-                      <w:szCs w:val="19"/>
-                    </w:rPr>
                     <w:tab/>
                   </w:r>
                   <w:r>
                     <w:rPr>
                       <w:rFonts w:ascii="Avenir Next" w:hAnsi="Avenir Next" w:cs="Avenir Next" w:eastAsia="Avenir Next"/>
                       <w:color w:val="1A1A1A"/>
-                      <w:sz w:val="19"/>
+                      <w:sz w:val="22"/>
                       <w:szCs w:val="19"/>
                     </w:rPr>
                     <w:t xml:space="preserve">(6, 3)</w:t>
@@ -3985,7 +3991,7 @@
           </w:tbl>
           <w:p>
             <w:pPr>
-              <w:spacing w:before="0" w:after="0" w:line="24" w:lineRule="auto"/>
+              <w:spacing w:before="0" w:after="0" w:line="50" w:lineRule="exact"/>
             </w:pPr>
           </w:p>
         </w:tc>
@@ -3993,11 +3999,12 @@
     </w:tbl>
     <w:p>
       <w:pPr>
-        <w:spacing w:before="0" w:after="0" w:line="20" w:lineRule="exact"/>
+        <w:spacing w:before="0" w:after="0" w:line="50" w:lineRule="exact"/>
       </w:pPr>
     </w:p>
     <w:p>
       <w:pPr>
+        <w:pStyle w:val="Heading2"/>
         <w:keepNext/>
         <w:pBdr>
           <w:bottom w:val="single" w:sz="8" w:space="3" w:color="003A70"/>
@@ -4013,7 +4020,7 @@
           <w:b/>
           <w:color w:val="003A70"/>
           <w:spacing w:val="14"/>
-          <w:sz w:val="19"/>
+          <w:sz w:val="22"/>
           <w:szCs w:val="19"/>
         </w:rPr>
         <w:t xml:space="preserve">SELF-CHECK CODE</w:t>
@@ -4032,7 +4039,7 @@
           <w:rFonts w:ascii="Avenir Next" w:hAnsi="Avenir Next" w:cs="Avenir Next" w:eastAsia="Avenir Next"/>
           <w:i/>
           <w:color w:val="5A5F66"/>
-          <w:sz w:val="17"/>
+          <w:sz w:val="22"/>
           <w:szCs w:val="17"/>
         </w:rPr>
         <w:t xml:space="preserve">find your answer · copy its letter into that problem’s box · spell a math word</w:t>
@@ -4090,7 +4097,7 @@
                 <w:rFonts w:ascii="Avenir Next" w:hAnsi="Avenir Next" w:cs="Avenir Next" w:eastAsia="Avenir Next"/>
                 <w:b/>
                 <w:color w:val="1A1A1A"/>
-                <w:sz w:val="18"/>
+                <w:sz w:val="22"/>
                 <w:szCs w:val="18"/>
               </w:rPr>
               <w:t xml:space="preserve">32</w:t>
@@ -4106,7 +4113,7 @@
                 <w:rFonts w:ascii="Avenir Next" w:hAnsi="Avenir Next" w:cs="Avenir Next" w:eastAsia="Avenir Next"/>
                 <w:b/>
                 <w:color w:val="003A70"/>
-                <w:sz w:val="18"/>
+                <w:sz w:val="22"/>
                 <w:szCs w:val="18"/>
               </w:rPr>
               <w:t xml:space="preserve">I</w:t>
@@ -4129,7 +4136,7 @@
                 <w:rFonts w:ascii="Avenir Next" w:hAnsi="Avenir Next" w:cs="Avenir Next" w:eastAsia="Avenir Next"/>
                 <w:b/>
                 <w:color w:val="1A1A1A"/>
-                <w:sz w:val="18"/>
+                <w:sz w:val="22"/>
                 <w:szCs w:val="18"/>
               </w:rPr>
               <w:t xml:space="preserve">(3, 45)</w:t>
@@ -4145,7 +4152,7 @@
                 <w:rFonts w:ascii="Avenir Next" w:hAnsi="Avenir Next" w:cs="Avenir Next" w:eastAsia="Avenir Next"/>
                 <w:b/>
                 <w:color w:val="003A70"/>
-                <w:sz w:val="18"/>
+                <w:sz w:val="22"/>
                 <w:szCs w:val="18"/>
               </w:rPr>
               <w:t xml:space="preserve">N</w:t>
@@ -4168,7 +4175,7 @@
                 <w:rFonts w:ascii="Avenir Next" w:hAnsi="Avenir Next" w:cs="Avenir Next" w:eastAsia="Avenir Next"/>
                 <w:b/>
                 <w:color w:val="1A1A1A"/>
-                <w:sz w:val="18"/>
+                <w:sz w:val="22"/>
                 <w:szCs w:val="18"/>
               </w:rPr>
               <w:t xml:space="preserve">(6, 36)</w:t>
@@ -4184,7 +4191,7 @@
                 <w:rFonts w:ascii="Avenir Next" w:hAnsi="Avenir Next" w:cs="Avenir Next" w:eastAsia="Avenir Next"/>
                 <w:b/>
                 <w:color w:val="003A70"/>
-                <w:sz w:val="18"/>
+                <w:sz w:val="22"/>
                 <w:szCs w:val="18"/>
               </w:rPr>
               <w:t xml:space="preserve">O</w:t>
@@ -4207,7 +4214,7 @@
                 <w:rFonts w:ascii="Avenir Next" w:hAnsi="Avenir Next" w:cs="Avenir Next" w:eastAsia="Avenir Next"/>
                 <w:b/>
                 <w:color w:val="1A1A1A"/>
-                <w:sz w:val="18"/>
+                <w:sz w:val="22"/>
                 <w:szCs w:val="18"/>
               </w:rPr>
               <w:t xml:space="preserve">25</w:t>
@@ -4223,7 +4230,7 @@
                 <w:rFonts w:ascii="Avenir Next" w:hAnsi="Avenir Next" w:cs="Avenir Next" w:eastAsia="Avenir Next"/>
                 <w:b/>
                 <w:color w:val="003A70"/>
-                <w:sz w:val="18"/>
+                <w:sz w:val="22"/>
                 <w:szCs w:val="18"/>
               </w:rPr>
               <w:t xml:space="preserve">I</w:t>
@@ -4246,7 +4253,7 @@
                 <w:rFonts w:ascii="Avenir Next" w:hAnsi="Avenir Next" w:cs="Avenir Next" w:eastAsia="Avenir Next"/>
                 <w:b/>
                 <w:color w:val="1A1A1A"/>
-                <w:sz w:val="18"/>
+                <w:sz w:val="22"/>
                 <w:szCs w:val="18"/>
               </w:rPr>
               <w:t xml:space="preserve">(36, 6)</w:t>
@@ -4262,7 +4269,7 @@
                 <w:rFonts w:ascii="Avenir Next" w:hAnsi="Avenir Next" w:cs="Avenir Next" w:eastAsia="Avenir Next"/>
                 <w:b/>
                 <w:color w:val="003A70"/>
-                <w:sz w:val="18"/>
+                <w:sz w:val="22"/>
                 <w:szCs w:val="18"/>
               </w:rPr>
               <w:t xml:space="preserve">Q</w:t>
@@ -4285,7 +4292,7 @@
                 <w:rFonts w:ascii="Avenir Next" w:hAnsi="Avenir Next" w:cs="Avenir Next" w:eastAsia="Avenir Next"/>
                 <w:b/>
                 <w:color w:val="1A1A1A"/>
-                <w:sz w:val="18"/>
+                <w:sz w:val="22"/>
                 <w:szCs w:val="18"/>
               </w:rPr>
               <w:t xml:space="preserve">50</w:t>
@@ -4301,7 +4308,7 @@
                 <w:rFonts w:ascii="Avenir Next" w:hAnsi="Avenir Next" w:cs="Avenir Next" w:eastAsia="Avenir Next"/>
                 <w:b/>
                 <w:color w:val="003A70"/>
-                <w:sz w:val="18"/>
+                <w:sz w:val="22"/>
                 <w:szCs w:val="18"/>
               </w:rPr>
               <w:t xml:space="preserve">X</w:t>
@@ -4324,7 +4331,7 @@
                 <w:rFonts w:ascii="Avenir Next" w:hAnsi="Avenir Next" w:cs="Avenir Next" w:eastAsia="Avenir Next"/>
                 <w:b/>
                 <w:color w:val="1A1A1A"/>
-                <w:sz w:val="18"/>
+                <w:sz w:val="22"/>
                 <w:szCs w:val="18"/>
               </w:rPr>
               <w:t xml:space="preserve">(6, 18)</w:t>
@@ -4340,7 +4347,7 @@
                 <w:rFonts w:ascii="Avenir Next" w:hAnsi="Avenir Next" w:cs="Avenir Next" w:eastAsia="Avenir Next"/>
                 <w:b/>
                 <w:color w:val="003A70"/>
-                <w:sz w:val="18"/>
+                <w:sz w:val="22"/>
                 <w:szCs w:val="18"/>
               </w:rPr>
               <w:t xml:space="preserve">R</w:t>
@@ -4363,7 +4370,7 @@
                 <w:rFonts w:ascii="Avenir Next" w:hAnsi="Avenir Next" w:cs="Avenir Next" w:eastAsia="Avenir Next"/>
                 <w:b/>
                 <w:color w:val="1A1A1A"/>
-                <w:sz w:val="18"/>
+                <w:sz w:val="22"/>
                 <w:szCs w:val="18"/>
               </w:rPr>
               <w:t xml:space="preserve">(6, 42)</w:t>
@@ -4379,7 +4386,7 @@
                 <w:rFonts w:ascii="Avenir Next" w:hAnsi="Avenir Next" w:cs="Avenir Next" w:eastAsia="Avenir Next"/>
                 <w:b/>
                 <w:color w:val="003A70"/>
-                <w:sz w:val="18"/>
+                <w:sz w:val="22"/>
                 <w:szCs w:val="18"/>
               </w:rPr>
               <w:t xml:space="preserve">G</w:t>
@@ -4402,7 +4409,7 @@
                 <w:rFonts w:ascii="Avenir Next" w:hAnsi="Avenir Next" w:cs="Avenir Next" w:eastAsia="Avenir Next"/>
                 <w:b/>
                 <w:color w:val="1A1A1A"/>
-                <w:sz w:val="18"/>
+                <w:sz w:val="22"/>
                 <w:szCs w:val="18"/>
               </w:rPr>
               <w:t xml:space="preserve">(45, 3)</w:t>
@@ -4418,7 +4425,7 @@
                 <w:rFonts w:ascii="Avenir Next" w:hAnsi="Avenir Next" w:cs="Avenir Next" w:eastAsia="Avenir Next"/>
                 <w:b/>
                 <w:color w:val="003A70"/>
-                <w:sz w:val="18"/>
+                <w:sz w:val="22"/>
                 <w:szCs w:val="18"/>
               </w:rPr>
               <w:t xml:space="preserve">Z</w:t>
@@ -4429,7 +4436,7 @@
     </w:tbl>
     <w:p>
       <w:pPr>
-        <w:spacing w:before="0" w:after="0" w:line="60" w:lineRule="auto"/>
+        <w:spacing w:before="0" w:after="0" w:line="50" w:lineRule="exact"/>
       </w:pPr>
     </w:p>
     <w:tbl>
@@ -4596,7 +4603,7 @@
     </w:tbl>
     <w:p>
       <w:pPr>
-        <w:spacing w:before="0" w:after="0" w:line="40" w:lineRule="auto"/>
+        <w:spacing w:before="0" w:after="0" w:line="50" w:lineRule="exact"/>
       </w:pPr>
     </w:p>
     <w:tbl>
@@ -4638,6 +4645,7 @@
           </w:tcPr>
           <w:p>
             <w:pPr>
+              <w:pStyle w:val="Heading2"/>
               <w:spacing w:before="0" w:after="0" w:line="240" w:lineRule="auto"/>
             </w:pPr>
             <w:r>
@@ -4675,7 +4683,7 @@
               <w:rPr>
                 <w:rFonts w:ascii="Avenir Next" w:hAnsi="Avenir Next" w:cs="Avenir Next" w:eastAsia="Avenir Next"/>
                 <w:color w:val="1A1A1A"/>
-                <w:sz w:val="17"/>
+                <w:sz w:val="22"/>
                 <w:szCs w:val="17"/>
               </w:rPr>
               <w:t xml:space="preserve">  I can do this on my own</w:t>
@@ -4704,7 +4712,7 @@
               <w:rPr>
                 <w:rFonts w:ascii="Avenir Next" w:hAnsi="Avenir Next" w:cs="Avenir Next" w:eastAsia="Avenir Next"/>
                 <w:color w:val="1A1A1A"/>
-                <w:sz w:val="17"/>
+                <w:sz w:val="22"/>
                 <w:szCs w:val="17"/>
               </w:rPr>
               <w:t xml:space="preserve">  I need a little help</w:t>
@@ -4733,7 +4741,7 @@
               <w:rPr>
                 <w:rFonts w:ascii="Avenir Next" w:hAnsi="Avenir Next" w:cs="Avenir Next" w:eastAsia="Avenir Next"/>
                 <w:color w:val="1A1A1A"/>
-                <w:sz w:val="17"/>
+                <w:sz w:val="22"/>
                 <w:szCs w:val="17"/>
               </w:rPr>
               <w:t xml:space="preserve">  I have a question about #</w:t>
@@ -4754,7 +4762,7 @@
     </w:tbl>
     <w:p>
       <w:pPr>
-        <w:spacing w:before="0" w:after="0" w:line="20" w:lineRule="exact"/>
+        <w:spacing w:before="0" w:after="0" w:line="50" w:lineRule="exact"/>
       </w:pPr>
     </w:p>
     <w:sectPr>
@@ -4840,7 +4848,106 @@
               <w:sz w:val="15"/>
               <w:szCs w:val="15"/>
             </w:rPr>
-            <w:t xml:space="preserve">Lesson 3-4  ·  Session 1  ·  Practice Form A</w:t>
+            <w:t xml:space="preserve">3-4 · Page </w:t>
+          </w:r>
+          <w:r>
+            <w:rPr>
+              <w:rFonts w:ascii="Avenir Next" w:hAnsi="Avenir Next" w:cs="Avenir Next" w:eastAsia="Avenir Next"/>
+              <w:color w:val="5A5F66"/>
+              <w:sz w:val="15"/>
+              <w:szCs w:val="15"/>
+            </w:rPr>
+            <w:fldChar w:fldCharType="begin"/>
+          </w:r>
+          <w:r>
+            <w:rPr>
+              <w:rFonts w:ascii="Avenir Next" w:hAnsi="Avenir Next" w:cs="Avenir Next" w:eastAsia="Avenir Next"/>
+              <w:color w:val="5A5F66"/>
+              <w:sz w:val="15"/>
+              <w:szCs w:val="15"/>
+            </w:rPr>
+            <w:instrText xml:space="preserve"> PAGE </w:instrText>
+          </w:r>
+          <w:r>
+            <w:rPr>
+              <w:rFonts w:ascii="Avenir Next" w:hAnsi="Avenir Next" w:cs="Avenir Next" w:eastAsia="Avenir Next"/>
+              <w:color w:val="5A5F66"/>
+              <w:sz w:val="15"/>
+              <w:szCs w:val="15"/>
+            </w:rPr>
+            <w:fldChar w:fldCharType="separate"/>
+          </w:r>
+          <w:r>
+            <w:rPr>
+              <w:rFonts w:ascii="Avenir Next" w:hAnsi="Avenir Next" w:cs="Avenir Next" w:eastAsia="Avenir Next"/>
+              <w:color w:val="5A5F66"/>
+              <w:sz w:val="15"/>
+              <w:szCs w:val="15"/>
+            </w:rPr>
+            <w:t xml:space="preserve">1</w:t>
+          </w:r>
+          <w:r>
+            <w:rPr>
+              <w:rFonts w:ascii="Avenir Next" w:hAnsi="Avenir Next" w:cs="Avenir Next" w:eastAsia="Avenir Next"/>
+              <w:color w:val="5A5F66"/>
+              <w:sz w:val="15"/>
+              <w:szCs w:val="15"/>
+            </w:rPr>
+            <w:fldChar w:fldCharType="end"/>
+          </w:r>
+          <w:r>
+            <w:rPr>
+              <w:rFonts w:ascii="Avenir Next" w:hAnsi="Avenir Next" w:cs="Avenir Next" w:eastAsia="Avenir Next"/>
+              <w:color w:val="5A5F66"/>
+              <w:sz w:val="15"/>
+              <w:szCs w:val="15"/>
+            </w:rPr>
+            <w:t xml:space="preserve"> of </w:t>
+          </w:r>
+          <w:r>
+            <w:rPr>
+              <w:rFonts w:ascii="Avenir Next" w:hAnsi="Avenir Next" w:cs="Avenir Next" w:eastAsia="Avenir Next"/>
+              <w:color w:val="5A5F66"/>
+              <w:sz w:val="15"/>
+              <w:szCs w:val="15"/>
+            </w:rPr>
+            <w:fldChar w:fldCharType="begin"/>
+          </w:r>
+          <w:r>
+            <w:rPr>
+              <w:rFonts w:ascii="Avenir Next" w:hAnsi="Avenir Next" w:cs="Avenir Next" w:eastAsia="Avenir Next"/>
+              <w:color w:val="5A5F66"/>
+              <w:sz w:val="15"/>
+              <w:szCs w:val="15"/>
+            </w:rPr>
+            <w:instrText xml:space="preserve"> NUMPAGES </w:instrText>
+          </w:r>
+          <w:r>
+            <w:rPr>
+              <w:rFonts w:ascii="Avenir Next" w:hAnsi="Avenir Next" w:cs="Avenir Next" w:eastAsia="Avenir Next"/>
+              <w:color w:val="5A5F66"/>
+              <w:sz w:val="15"/>
+              <w:szCs w:val="15"/>
+            </w:rPr>
+            <w:fldChar w:fldCharType="separate"/>
+          </w:r>
+          <w:r>
+            <w:rPr>
+              <w:rFonts w:ascii="Avenir Next" w:hAnsi="Avenir Next" w:cs="Avenir Next" w:eastAsia="Avenir Next"/>
+              <w:color w:val="5A5F66"/>
+              <w:sz w:val="15"/>
+              <w:szCs w:val="15"/>
+            </w:rPr>
+            <w:t xml:space="preserve">1</w:t>
+          </w:r>
+          <w:r>
+            <w:rPr>
+              <w:rFonts w:ascii="Avenir Next" w:hAnsi="Avenir Next" w:cs="Avenir Next" w:eastAsia="Avenir Next"/>
+              <w:color w:val="5A5F66"/>
+              <w:sz w:val="15"/>
+              <w:szCs w:val="15"/>
+            </w:rPr>
+            <w:fldChar w:fldCharType="end"/>
           </w:r>
         </w:p>
       </w:tc>
@@ -4883,5 +4990,23 @@
       </w:tblCellMar>
     </w:tblPr>
   </w:style>
+  <w:style w:type="paragraph" w:styleId="Heading1">
+    <w:name w:val="heading 1"/>
+    <w:basedOn w:val="Normal"/>
+    <w:pPr>
+      <w:outlineLvl w:val="0"/>
+      <w:keepNext w:val="0"/>
+      <w:keepLines w:val="0"/>
+    </w:pPr>
+  </w:style>
+  <w:style w:type="paragraph" w:styleId="Heading2">
+    <w:name w:val="heading 2"/>
+    <w:basedOn w:val="Normal"/>
+    <w:pPr>
+      <w:outlineLvl w:val="1"/>
+      <w:keepNext w:val="0"/>
+      <w:keepLines w:val="0"/>
+    </w:pPr>
+  </w:style>
 </w:styles>
 </file>